--- a/labs/lab08/report/simulation-modeling-lab08-report.docx
+++ b/labs/lab08/report/simulation-modeling-lab08-report.docx
@@ -7,7 +7,7 @@
         <w:pStyle w:val="Title"/>
       </w:pPr>
       <w:r>
-        <w:t xml:space="preserve">Лабораторная работа №2</w:t>
+        <w:t xml:space="preserve">Лабораторная работа №8</w:t>
       </w:r>
     </w:p>
     <w:p>
@@ -15,7 +15,7 @@
         <w:pStyle w:val="Subtitle"/>
       </w:pPr>
       <w:r>
-        <w:t xml:space="preserve">Основные модели: SIR и модель Лотки-Вольтерры</w:t>
+        <w:t xml:space="preserve">Реализация основных моделей в дискретно-событийном подходе</w:t>
       </w:r>
     </w:p>
     <w:p>
@@ -66,7 +66,7 @@
         <w:pStyle w:val="FirstParagraph"/>
       </w:pPr>
       <w:r>
-        <w:t xml:space="preserve">Познакомиться с базовым arduino uno</w:t>
+        <w:t xml:space="preserve">Изучить дискретно-событийный подход к имитационному моделированию на примере классической модели распространения инфекции SIR.</w:t>
       </w:r>
     </w:p>
     <w:bookmarkEnd w:id="20"/>
@@ -84,17 +84,17 @@
         <w:pStyle w:val="FirstParagraph"/>
       </w:pPr>
       <w:r>
-        <w:t xml:space="preserve">В этом эксперименте мы научимся управлять светодиодом. Заставим его мигать.</w:t>
+        <w:t xml:space="preserve">Реализовать стохастическую дискретно-событийную модель в виде программного комплекса на языке Julia. Провести анализ влияния параметров, сравнить со стохастической и детерминированной версиями, оценить производительность и модифицировать модель.</w:t>
       </w:r>
     </w:p>
     <w:bookmarkEnd w:id="21"/>
-    <w:bookmarkStart w:id="22" w:name="теоритическая-часть"/>
+    <w:bookmarkStart w:id="66" w:name="выполнение-лабораторной-работы"/>
     <w:p>
       <w:pPr>
         <w:pStyle w:val="Heading1"/>
       </w:pPr>
       <w:r>
-        <w:t xml:space="preserve">3. Теоритическая часть</w:t>
+        <w:t xml:space="preserve">3. Выполнение лабораторной работы</w:t>
       </w:r>
     </w:p>
     <w:p>
@@ -102,69 +102,7 @@
         <w:pStyle w:val="FirstParagraph"/>
       </w:pPr>
       <w:r>
-        <w:t xml:space="preserve">Необходимые компоненты:</w:t>
-      </w:r>
-      <w:r>
-        <w:t xml:space="preserve"> </w:t>
-      </w:r>
-      <w:r>
-        <w:t xml:space="preserve">•контроллер Arduino UNO R3;</w:t>
-      </w:r>
-      <w:r>
-        <w:t xml:space="preserve"> </w:t>
-      </w:r>
-      <w:r>
-        <w:t xml:space="preserve">•плата для прототипирования Breadboard;</w:t>
-      </w:r>
-      <w:r>
-        <w:t xml:space="preserve"> </w:t>
-      </w:r>
-      <w:r>
-        <w:t xml:space="preserve">•светодиод;</w:t>
-      </w:r>
-      <w:r>
-        <w:t xml:space="preserve"> </w:t>
-      </w:r>
-      <w:r>
-        <w:t xml:space="preserve">•резистор 220 Ом;</w:t>
-      </w:r>
-      <w:r>
-        <w:t xml:space="preserve"> </w:t>
-      </w:r>
-      <w:r>
-        <w:t xml:space="preserve">•провода Male-Male (папа-папа).</w:t>
-      </w:r>
-    </w:p>
-    <w:p>
-      <w:pPr>
-        <w:pStyle w:val="BodyText"/>
-      </w:pPr>
-      <w:r>
-        <w:t xml:space="preserve">Светодиод – это полупроводниковый прибор, преобразующий электрический ток непосредственно в световое излучение.</w:t>
-      </w:r>
-      <w:r>
-        <w:t xml:space="preserve"> </w:t>
-      </w:r>
-      <w:r>
-        <w:t xml:space="preserve">По-английски светодиод называется light emitting diode, или LED. Цветовые характеристики светодиодов зависят от химического состава использованного в нем полупроводника. Светодиод излучает в узкой части спектра, его цвет чист, что особенно ценят дизайнеры. Светодиод механически прочен и исключительно надежен, его срок службы может достигать 100 тысяч часов, что почти в 100 раз больше, чем у лампочки накаливания, и в 5–10 раз больше, чем у люминесцентной лампы. Наконец, светодиод – низковольтный электроприбор, а стало быть, безопасный. Светодиоды поляризованы, имеет значение, в каком направлении подключать их. Положительный вывод светодиода (более длинный) называется анодом, отрицательный – катодом. Как и все диоды, светодиоды позволяют току течь только в одном направлении – от анода к катоду. Поскольку ток протекает от положительного к отрицательному, анод светодиода должен быть подключен к цифровому сигналу 5 В, а катод должен быть подключен к земле. Мы будем подключать светодиод к цифровому контакту D10 Arduino последовательно с резистором. Светодиоды должны быть всегда соединены последовательно с резистором, который выступает в качестве ограничителя тока. Чем больше значение резистора, тем больше он ограничивает ток. В этом эксперименте мы используем резистор номиналом 220 Ом.</w:t>
-      </w:r>
-    </w:p>
-    <w:bookmarkEnd w:id="22"/>
-    <w:bookmarkStart w:id="26" w:name="выполнение-лабораторной-работы"/>
-    <w:p>
-      <w:pPr>
-        <w:pStyle w:val="Heading1"/>
-      </w:pPr>
-      <w:r>
-        <w:t xml:space="preserve">4. Выполнение лабораторной работы</w:t>
-      </w:r>
-    </w:p>
-    <w:p>
-      <w:pPr>
-        <w:pStyle w:val="FirstParagraph"/>
-      </w:pPr>
-      <w:r>
-        <w:t xml:space="preserve">Подключаем светодиод в плату для прототипирования (</w:t>
+        <w:t xml:space="preserve">Создаем рабочий каталог и инициализируем проект в julia (</w:t>
       </w:r>
       <w:hyperlink w:anchor="fig-001">
         <w:r>
@@ -191,12 +129,54 @@
       <w:tr>
         <w:tc>
           <w:tcPr/>
-          <w:bookmarkStart w:id="23" w:name="fig-001"/>
+          <w:bookmarkStart w:id="25" w:name="fig-001"/>
           <w:p>
             <w:pPr>
               <w:pStyle w:val="Compact"/>
               <w:jc w:val="center"/>
             </w:pPr>
+            <w:r>
+              <w:drawing>
+                <wp:inline>
+                  <wp:extent cx="3733800" cy="1181426"/>
+                  <wp:effectExtent b="0" l="0" r="0" t="0"/>
+                  <wp:docPr descr="" title="" id="23" name="Picture"/>
+                  <a:graphic>
+                    <a:graphicData uri="http://schemas.openxmlformats.org/drawingml/2006/picture">
+                      <pic:pic>
+                        <pic:nvPicPr>
+                          <pic:cNvPr descr="image/1.png" id="24" name="Picture"/>
+                          <pic:cNvPicPr>
+                            <a:picLocks noChangeArrowheads="1" noChangeAspect="1"/>
+                          </pic:cNvPicPr>
+                        </pic:nvPicPr>
+                        <pic:blipFill>
+                          <a:blip r:embed="rId22"/>
+                          <a:stretch>
+                            <a:fillRect/>
+                          </a:stretch>
+                        </pic:blipFill>
+                        <pic:spPr bwMode="auto">
+                          <a:xfrm>
+                            <a:off x="0" y="0"/>
+                            <a:ext cx="3733800" cy="1181426"/>
+                          </a:xfrm>
+                          <a:prstGeom prst="rect">
+                            <a:avLst/>
+                          </a:prstGeom>
+                          <a:noFill/>
+                          <a:ln w="9525">
+                            <a:noFill/>
+                            <a:headEnd/>
+                            <a:tailEnd/>
+                          </a:ln>
+                        </pic:spPr>
+                      </pic:pic>
+                    </a:graphicData>
+                  </a:graphic>
+                </wp:inline>
+              </w:drawing>
+            </w:r>
           </w:p>
           <w:p>
             <w:pPr>
@@ -208,10 +188,10 @@
               <w:pStyle w:val="ImageCaption"/>
             </w:pPr>
             <w:r>
-              <w:t xml:space="preserve">Рисунок 1: Светодиоид</w:t>
+              <w:t xml:space="preserve">Рисунок 1: Инициализация проекта</w:t>
             </w:r>
           </w:p>
-          <w:bookmarkEnd w:id="23"/>
+          <w:bookmarkEnd w:id="25"/>
         </w:tc>
       </w:tr>
     </w:tbl>
@@ -220,7 +200,7 @@
         <w:pStyle w:val="BodyText"/>
       </w:pPr>
       <w:r>
-        <w:t xml:space="preserve">Устанавливаем резистор, сопротивлением 220 ом в плату (</w:t>
+        <w:t xml:space="preserve">Создаем файл, где прописываем пакеты, необходимые для выполнения работы и запускаем его (</w:t>
       </w:r>
       <w:hyperlink w:anchor="fig-002">
         <w:r>
@@ -247,12 +227,54 @@
       <w:tr>
         <w:tc>
           <w:tcPr/>
-          <w:bookmarkStart w:id="24" w:name="fig-002"/>
+          <w:bookmarkStart w:id="29" w:name="fig-002"/>
           <w:p>
             <w:pPr>
               <w:pStyle w:val="Compact"/>
               <w:jc w:val="center"/>
             </w:pPr>
+            <w:r>
+              <w:drawing>
+                <wp:inline>
+                  <wp:extent cx="3733800" cy="2269270"/>
+                  <wp:effectExtent b="0" l="0" r="0" t="0"/>
+                  <wp:docPr descr="" title="" id="27" name="Picture"/>
+                  <a:graphic>
+                    <a:graphicData uri="http://schemas.openxmlformats.org/drawingml/2006/picture">
+                      <pic:pic>
+                        <pic:nvPicPr>
+                          <pic:cNvPr descr="image/2.png" id="28" name="Picture"/>
+                          <pic:cNvPicPr>
+                            <a:picLocks noChangeArrowheads="1" noChangeAspect="1"/>
+                          </pic:cNvPicPr>
+                        </pic:nvPicPr>
+                        <pic:blipFill>
+                          <a:blip r:embed="rId26"/>
+                          <a:stretch>
+                            <a:fillRect/>
+                          </a:stretch>
+                        </pic:blipFill>
+                        <pic:spPr bwMode="auto">
+                          <a:xfrm>
+                            <a:off x="0" y="0"/>
+                            <a:ext cx="3733800" cy="2269270"/>
+                          </a:xfrm>
+                          <a:prstGeom prst="rect">
+                            <a:avLst/>
+                          </a:prstGeom>
+                          <a:noFill/>
+                          <a:ln w="9525">
+                            <a:noFill/>
+                            <a:headEnd/>
+                            <a:tailEnd/>
+                          </a:ln>
+                        </pic:spPr>
+                      </pic:pic>
+                    </a:graphicData>
+                  </a:graphic>
+                </wp:inline>
+              </w:drawing>
+            </w:r>
           </w:p>
           <w:p>
             <w:pPr>
@@ -264,10 +286,10 @@
               <w:pStyle w:val="ImageCaption"/>
             </w:pPr>
             <w:r>
-              <w:t xml:space="preserve">Рисунок 2: Резистор</w:t>
+              <w:t xml:space="preserve">Рисунок 2: Подключение необходимых пакетов</w:t>
             </w:r>
           </w:p>
-          <w:bookmarkEnd w:id="24"/>
+          <w:bookmarkEnd w:id="29"/>
         </w:tc>
       </w:tr>
     </w:tbl>
@@ -276,7 +298,7 @@
         <w:pStyle w:val="BodyText"/>
       </w:pPr>
       <w:r>
-        <w:t xml:space="preserve">Длинную ножку светодиода (анод) подключаем к цифровому выводу D10 Arduino, другую (катод) – через резистор 220 Ом к выводу GND (</w:t>
+        <w:t xml:space="preserve">Создаем файл в папке src, реализуем в нем модель SIR, определяем структуру данных, входные данные, прописываем функции мутации масивов статистики (</w:t>
       </w:r>
       <w:hyperlink w:anchor="fig-003">
         <w:r>
@@ -303,12 +325,54 @@
       <w:tr>
         <w:tc>
           <w:tcPr/>
-          <w:bookmarkStart w:id="25" w:name="fig-003"/>
+          <w:bookmarkStart w:id="33" w:name="fig-003"/>
           <w:p>
             <w:pPr>
               <w:pStyle w:val="Compact"/>
               <w:jc w:val="center"/>
             </w:pPr>
+            <w:r>
+              <w:drawing>
+                <wp:inline>
+                  <wp:extent cx="3733800" cy="1441677"/>
+                  <wp:effectExtent b="0" l="0" r="0" t="0"/>
+                  <wp:docPr descr="" title="" id="31" name="Picture"/>
+                  <a:graphic>
+                    <a:graphicData uri="http://schemas.openxmlformats.org/drawingml/2006/picture">
+                      <pic:pic>
+                        <pic:nvPicPr>
+                          <pic:cNvPr descr="image/3.png" id="32" name="Picture"/>
+                          <pic:cNvPicPr>
+                            <a:picLocks noChangeArrowheads="1" noChangeAspect="1"/>
+                          </pic:cNvPicPr>
+                        </pic:nvPicPr>
+                        <pic:blipFill>
+                          <a:blip r:embed="rId30"/>
+                          <a:stretch>
+                            <a:fillRect/>
+                          </a:stretch>
+                        </pic:blipFill>
+                        <pic:spPr bwMode="auto">
+                          <a:xfrm>
+                            <a:off x="0" y="0"/>
+                            <a:ext cx="3733800" cy="1441677"/>
+                          </a:xfrm>
+                          <a:prstGeom prst="rect">
+                            <a:avLst/>
+                          </a:prstGeom>
+                          <a:noFill/>
+                          <a:ln w="9525">
+                            <a:noFill/>
+                            <a:headEnd/>
+                            <a:tailEnd/>
+                          </a:ln>
+                        </pic:spPr>
+                      </pic:pic>
+                    </a:graphicData>
+                  </a:graphic>
+                </wp:inline>
+              </w:drawing>
+            </w:r>
           </w:p>
           <w:p>
             <w:pPr>
@@ -320,10 +384,10 @@
               <w:pStyle w:val="ImageCaption"/>
             </w:pPr>
             <w:r>
-              <w:t xml:space="preserve">Рисунок 3: Подключение</w:t>
+              <w:t xml:space="preserve">Рисунок 3: Создание файла для реализации SIR</w:t>
             </w:r>
           </w:p>
-          <w:bookmarkEnd w:id="25"/>
+          <w:bookmarkEnd w:id="33"/>
         </w:tc>
       </w:tr>
     </w:tbl>
@@ -332,148 +396,2551 @@
         <w:pStyle w:val="BodyText"/>
       </w:pPr>
       <w:r>
-        <w:t xml:space="preserve">Загружаем скетч в плату Arduino</w:t>
+        <w:t xml:space="preserve">Прописываем и запускаем скрипт запуска, прописываем начальные параметры и запускаем симуляцию (</w:t>
+      </w:r>
+      <w:hyperlink w:anchor="fig-004">
+        <w:r>
+          <w:rPr>
+            <w:rStyle w:val="Hyperlink"/>
+          </w:rPr>
+          <w:t xml:space="preserve">рис. 4</w:t>
+        </w:r>
+      </w:hyperlink>
+      <w:r>
+        <w:t xml:space="preserve">).</w:t>
+      </w:r>
+    </w:p>
+    <w:tbl>
+      <w:tblPr>
+        <w:tblStyle w:val="Table"/>
+        <w:tblW w:type="pct" w:w="5000"/>
+        <w:tblLayout w:type="fixed"/>
+        <w:tblLook w:firstRow="0" w:lastRow="0" w:firstColumn="0" w:lastColumn="0" w:noHBand="0" w:noVBand="0" w:val="0000"/>
+      </w:tblPr>
+      <w:tblGrid>
+        <w:gridCol w:w="7920"/>
+      </w:tblGrid>
+      <w:tr>
+        <w:tc>
+          <w:tcPr/>
+          <w:bookmarkStart w:id="37" w:name="fig-004"/>
+          <w:p>
+            <w:pPr>
+              <w:pStyle w:val="Compact"/>
+              <w:jc w:val="center"/>
+            </w:pPr>
+            <w:r>
+              <w:drawing>
+                <wp:inline>
+                  <wp:extent cx="3733800" cy="1501692"/>
+                  <wp:effectExtent b="0" l="0" r="0" t="0"/>
+                  <wp:docPr descr="" title="" id="35" name="Picture"/>
+                  <a:graphic>
+                    <a:graphicData uri="http://schemas.openxmlformats.org/drawingml/2006/picture">
+                      <pic:pic>
+                        <pic:nvPicPr>
+                          <pic:cNvPr descr="image/4.png" id="36" name="Picture"/>
+                          <pic:cNvPicPr>
+                            <a:picLocks noChangeArrowheads="1" noChangeAspect="1"/>
+                          </pic:cNvPicPr>
+                        </pic:nvPicPr>
+                        <pic:blipFill>
+                          <a:blip r:embed="rId34"/>
+                          <a:stretch>
+                            <a:fillRect/>
+                          </a:stretch>
+                        </pic:blipFill>
+                        <pic:spPr bwMode="auto">
+                          <a:xfrm>
+                            <a:off x="0" y="0"/>
+                            <a:ext cx="3733800" cy="1501692"/>
+                          </a:xfrm>
+                          <a:prstGeom prst="rect">
+                            <a:avLst/>
+                          </a:prstGeom>
+                          <a:noFill/>
+                          <a:ln w="9525">
+                            <a:noFill/>
+                            <a:headEnd/>
+                            <a:tailEnd/>
+                          </a:ln>
+                        </pic:spPr>
+                      </pic:pic>
+                    </a:graphicData>
+                  </a:graphic>
+                </wp:inline>
+              </w:drawing>
+            </w:r>
+          </w:p>
+          <w:p>
+            <w:pPr>
+              <w:jc w:val="center"/>
+            </w:pPr>
+            <w:pPr>
+              <w:jc w:val="left"/>
+              <w:spacing w:before="200"/>
+              <w:pStyle w:val="ImageCaption"/>
+            </w:pPr>
+            <w:r>
+              <w:t xml:space="preserve">Рисунок 4: Скрипт симуляции</w:t>
+            </w:r>
+          </w:p>
+          <w:bookmarkEnd w:id="37"/>
+        </w:tc>
+      </w:tr>
+    </w:tbl>
+    <w:p>
+      <w:pPr>
+        <w:pStyle w:val="BodyText"/>
+      </w:pPr>
+      <w:r>
+        <w:t xml:space="preserve">Получаем результаты, на которых отлично видно структуру поведения агентов: восприимчивый-зараженный-выздоровевший (</w:t>
+      </w:r>
+      <w:hyperlink w:anchor="fig-005">
+        <w:r>
+          <w:rPr>
+            <w:rStyle w:val="Hyperlink"/>
+          </w:rPr>
+          <w:t xml:space="preserve">рис. 5</w:t>
+        </w:r>
+      </w:hyperlink>
+      <w:r>
+        <w:t xml:space="preserve">).</w:t>
+      </w:r>
+    </w:p>
+    <w:tbl>
+      <w:tblPr>
+        <w:tblStyle w:val="Table"/>
+        <w:tblW w:type="pct" w:w="5000"/>
+        <w:tblLayout w:type="fixed"/>
+        <w:tblLook w:firstRow="0" w:lastRow="0" w:firstColumn="0" w:lastColumn="0" w:noHBand="0" w:noVBand="0" w:val="0000"/>
+      </w:tblPr>
+      <w:tblGrid>
+        <w:gridCol w:w="7920"/>
+      </w:tblGrid>
+      <w:tr>
+        <w:tc>
+          <w:tcPr/>
+          <w:bookmarkStart w:id="41" w:name="fig-005"/>
+          <w:p>
+            <w:pPr>
+              <w:pStyle w:val="Compact"/>
+              <w:jc w:val="center"/>
+            </w:pPr>
+            <w:r>
+              <w:drawing>
+                <wp:inline>
+                  <wp:extent cx="3733800" cy="2491281"/>
+                  <wp:effectExtent b="0" l="0" r="0" t="0"/>
+                  <wp:docPr descr="" title="" id="39" name="Picture"/>
+                  <a:graphic>
+                    <a:graphicData uri="http://schemas.openxmlformats.org/drawingml/2006/picture">
+                      <pic:pic>
+                        <pic:nvPicPr>
+                          <pic:cNvPr descr="image/5.png" id="40" name="Picture"/>
+                          <pic:cNvPicPr>
+                            <a:picLocks noChangeArrowheads="1" noChangeAspect="1"/>
+                          </pic:cNvPicPr>
+                        </pic:nvPicPr>
+                        <pic:blipFill>
+                          <a:blip r:embed="rId38"/>
+                          <a:stretch>
+                            <a:fillRect/>
+                          </a:stretch>
+                        </pic:blipFill>
+                        <pic:spPr bwMode="auto">
+                          <a:xfrm>
+                            <a:off x="0" y="0"/>
+                            <a:ext cx="3733800" cy="2491281"/>
+                          </a:xfrm>
+                          <a:prstGeom prst="rect">
+                            <a:avLst/>
+                          </a:prstGeom>
+                          <a:noFill/>
+                          <a:ln w="9525">
+                            <a:noFill/>
+                            <a:headEnd/>
+                            <a:tailEnd/>
+                          </a:ln>
+                        </pic:spPr>
+                      </pic:pic>
+                    </a:graphicData>
+                  </a:graphic>
+                </wp:inline>
+              </w:drawing>
+            </w:r>
+          </w:p>
+          <w:p>
+            <w:pPr>
+              <w:jc w:val="center"/>
+            </w:pPr>
+            <w:pPr>
+              <w:jc w:val="left"/>
+              <w:spacing w:before="200"/>
+              <w:pStyle w:val="ImageCaption"/>
+            </w:pPr>
+            <w:r>
+              <w:t xml:space="preserve">Рисунок 5: График</w:t>
+            </w:r>
+          </w:p>
+          <w:bookmarkEnd w:id="41"/>
+        </w:tc>
+      </w:tr>
+    </w:tbl>
+    <w:p>
+      <w:pPr>
+        <w:pStyle w:val="BodyText"/>
+      </w:pPr>
+      <w:r>
+        <w:t xml:space="preserve">Преобразовываем код в произвольные стили и открываем один из них, чтобы убедиться в правильности компиляции (</w:t>
+      </w:r>
+      <w:hyperlink w:anchor="fig-006">
+        <w:r>
+          <w:rPr>
+            <w:rStyle w:val="Hyperlink"/>
+          </w:rPr>
+          <w:t xml:space="preserve">рис. 6</w:t>
+        </w:r>
+      </w:hyperlink>
+      <w:r>
+        <w:t xml:space="preserve">).</w:t>
+      </w:r>
+    </w:p>
+    <w:tbl>
+      <w:tblPr>
+        <w:tblStyle w:val="Table"/>
+        <w:tblW w:type="pct" w:w="5000"/>
+        <w:tblLayout w:type="fixed"/>
+        <w:tblLook w:firstRow="0" w:lastRow="0" w:firstColumn="0" w:lastColumn="0" w:noHBand="0" w:noVBand="0" w:val="0000"/>
+      </w:tblPr>
+      <w:tblGrid>
+        <w:gridCol w:w="7920"/>
+      </w:tblGrid>
+      <w:tr>
+        <w:tc>
+          <w:tcPr/>
+          <w:bookmarkStart w:id="45" w:name="fig-006"/>
+          <w:p>
+            <w:pPr>
+              <w:pStyle w:val="Compact"/>
+              <w:jc w:val="center"/>
+            </w:pPr>
+            <w:r>
+              <w:drawing>
+                <wp:inline>
+                  <wp:extent cx="3733800" cy="1483104"/>
+                  <wp:effectExtent b="0" l="0" r="0" t="0"/>
+                  <wp:docPr descr="" title="" id="43" name="Picture"/>
+                  <a:graphic>
+                    <a:graphicData uri="http://schemas.openxmlformats.org/drawingml/2006/picture">
+                      <pic:pic>
+                        <pic:nvPicPr>
+                          <pic:cNvPr descr="image/6.png" id="44" name="Picture"/>
+                          <pic:cNvPicPr>
+                            <a:picLocks noChangeArrowheads="1" noChangeAspect="1"/>
+                          </pic:cNvPicPr>
+                        </pic:nvPicPr>
+                        <pic:blipFill>
+                          <a:blip r:embed="rId42"/>
+                          <a:stretch>
+                            <a:fillRect/>
+                          </a:stretch>
+                        </pic:blipFill>
+                        <pic:spPr bwMode="auto">
+                          <a:xfrm>
+                            <a:off x="0" y="0"/>
+                            <a:ext cx="3733800" cy="1483104"/>
+                          </a:xfrm>
+                          <a:prstGeom prst="rect">
+                            <a:avLst/>
+                          </a:prstGeom>
+                          <a:noFill/>
+                          <a:ln w="9525">
+                            <a:noFill/>
+                            <a:headEnd/>
+                            <a:tailEnd/>
+                          </a:ln>
+                        </pic:spPr>
+                      </pic:pic>
+                    </a:graphicData>
+                  </a:graphic>
+                </wp:inline>
+              </w:drawing>
+            </w:r>
+          </w:p>
+          <w:p>
+            <w:pPr>
+              <w:jc w:val="center"/>
+            </w:pPr>
+            <w:pPr>
+              <w:jc w:val="left"/>
+              <w:spacing w:before="200"/>
+              <w:pStyle w:val="ImageCaption"/>
+            </w:pPr>
+            <w:r>
+              <w:t xml:space="preserve">Рисунок 6: Код в стиле jupyter notebook</w:t>
+            </w:r>
+          </w:p>
+          <w:bookmarkEnd w:id="45"/>
+        </w:tc>
+      </w:tr>
+    </w:tbl>
+    <w:p>
+      <w:pPr>
+        <w:pStyle w:val="BodyText"/>
+      </w:pPr>
+      <w:r>
+        <w:t xml:space="preserve">Заменяем экспоненциальное время выздоровления на фиксированную величину 1/γ в файле src (</w:t>
+      </w:r>
+      <w:hyperlink w:anchor="fig-007">
+        <w:r>
+          <w:rPr>
+            <w:rStyle w:val="Hyperlink"/>
+          </w:rPr>
+          <w:t xml:space="preserve">рис. 7</w:t>
+        </w:r>
+      </w:hyperlink>
+      <w:r>
+        <w:t xml:space="preserve">).</w:t>
+      </w:r>
+    </w:p>
+    <w:tbl>
+      <w:tblPr>
+        <w:tblStyle w:val="Table"/>
+        <w:tblW w:type="pct" w:w="5000"/>
+        <w:tblLayout w:type="fixed"/>
+        <w:tblLook w:firstRow="0" w:lastRow="0" w:firstColumn="0" w:lastColumn="0" w:noHBand="0" w:noVBand="0" w:val="0000"/>
+      </w:tblPr>
+      <w:tblGrid>
+        <w:gridCol w:w="7920"/>
+      </w:tblGrid>
+      <w:tr>
+        <w:tc>
+          <w:tcPr/>
+          <w:bookmarkStart w:id="49" w:name="fig-007"/>
+          <w:p>
+            <w:pPr>
+              <w:pStyle w:val="Compact"/>
+              <w:jc w:val="center"/>
+            </w:pPr>
+            <w:r>
+              <w:drawing>
+                <wp:inline>
+                  <wp:extent cx="3733800" cy="642587"/>
+                  <wp:effectExtent b="0" l="0" r="0" t="0"/>
+                  <wp:docPr descr="" title="" id="47" name="Picture"/>
+                  <a:graphic>
+                    <a:graphicData uri="http://schemas.openxmlformats.org/drawingml/2006/picture">
+                      <pic:pic>
+                        <pic:nvPicPr>
+                          <pic:cNvPr descr="image/7.png" id="48" name="Picture"/>
+                          <pic:cNvPicPr>
+                            <a:picLocks noChangeArrowheads="1" noChangeAspect="1"/>
+                          </pic:cNvPicPr>
+                        </pic:nvPicPr>
+                        <pic:blipFill>
+                          <a:blip r:embed="rId46"/>
+                          <a:stretch>
+                            <a:fillRect/>
+                          </a:stretch>
+                        </pic:blipFill>
+                        <pic:spPr bwMode="auto">
+                          <a:xfrm>
+                            <a:off x="0" y="0"/>
+                            <a:ext cx="3733800" cy="642587"/>
+                          </a:xfrm>
+                          <a:prstGeom prst="rect">
+                            <a:avLst/>
+                          </a:prstGeom>
+                          <a:noFill/>
+                          <a:ln w="9525">
+                            <a:noFill/>
+                            <a:headEnd/>
+                            <a:tailEnd/>
+                          </a:ln>
+                        </pic:spPr>
+                      </pic:pic>
+                    </a:graphicData>
+                  </a:graphic>
+                </wp:inline>
+              </w:drawing>
+            </w:r>
+          </w:p>
+          <w:p>
+            <w:pPr>
+              <w:jc w:val="center"/>
+            </w:pPr>
+            <w:pPr>
+              <w:jc w:val="left"/>
+              <w:spacing w:before="200"/>
+              <w:pStyle w:val="ImageCaption"/>
+            </w:pPr>
+            <w:r>
+              <w:t xml:space="preserve">Рисунок 7: Замена файла</w:t>
+            </w:r>
+          </w:p>
+          <w:bookmarkEnd w:id="49"/>
+        </w:tc>
+      </w:tr>
+    </w:tbl>
+    <w:p>
+      <w:pPr>
+        <w:pStyle w:val="BodyText"/>
+      </w:pPr>
+      <w:r>
+        <w:t xml:space="preserve">Запускаем файл симуляции и смотрим на результаты до и после, отсутсвуют хвосты распределения и выздоровлее стало более синхронным (</w:t>
+      </w:r>
+      <w:hyperlink w:anchor="fig-008">
+        <w:r>
+          <w:rPr>
+            <w:rStyle w:val="Hyperlink"/>
+          </w:rPr>
+          <w:t xml:space="preserve">рис. 8</w:t>
+        </w:r>
+      </w:hyperlink>
+      <w:r>
+        <w:t xml:space="preserve">).</w:t>
+      </w:r>
+    </w:p>
+    <w:tbl>
+      <w:tblPr>
+        <w:tblStyle w:val="Table"/>
+        <w:tblW w:type="pct" w:w="5000"/>
+        <w:tblLayout w:type="fixed"/>
+        <w:tblLook w:firstRow="0" w:lastRow="0" w:firstColumn="0" w:lastColumn="0" w:noHBand="0" w:noVBand="0" w:val="0000"/>
+      </w:tblPr>
+      <w:tblGrid>
+        <w:gridCol w:w="7920"/>
+      </w:tblGrid>
+      <w:tr>
+        <w:tc>
+          <w:tcPr/>
+          <w:bookmarkStart w:id="53" w:name="fig-008"/>
+          <w:p>
+            <w:pPr>
+              <w:pStyle w:val="Compact"/>
+              <w:jc w:val="center"/>
+            </w:pPr>
+            <w:r>
+              <w:drawing>
+                <wp:inline>
+                  <wp:extent cx="3733800" cy="2170543"/>
+                  <wp:effectExtent b="0" l="0" r="0" t="0"/>
+                  <wp:docPr descr="" title="" id="51" name="Picture"/>
+                  <a:graphic>
+                    <a:graphicData uri="http://schemas.openxmlformats.org/drawingml/2006/picture">
+                      <pic:pic>
+                        <pic:nvPicPr>
+                          <pic:cNvPr descr="image/8.png" id="52" name="Picture"/>
+                          <pic:cNvPicPr>
+                            <a:picLocks noChangeArrowheads="1" noChangeAspect="1"/>
+                          </pic:cNvPicPr>
+                        </pic:nvPicPr>
+                        <pic:blipFill>
+                          <a:blip r:embed="rId50"/>
+                          <a:stretch>
+                            <a:fillRect/>
+                          </a:stretch>
+                        </pic:blipFill>
+                        <pic:spPr bwMode="auto">
+                          <a:xfrm>
+                            <a:off x="0" y="0"/>
+                            <a:ext cx="3733800" cy="2170543"/>
+                          </a:xfrm>
+                          <a:prstGeom prst="rect">
+                            <a:avLst/>
+                          </a:prstGeom>
+                          <a:noFill/>
+                          <a:ln w="9525">
+                            <a:noFill/>
+                            <a:headEnd/>
+                            <a:tailEnd/>
+                          </a:ln>
+                        </pic:spPr>
+                      </pic:pic>
+                    </a:graphicData>
+                  </a:graphic>
+                </wp:inline>
+              </w:drawing>
+            </w:r>
+          </w:p>
+          <w:p>
+            <w:pPr>
+              <w:jc w:val="center"/>
+            </w:pPr>
+            <w:pPr>
+              <w:jc w:val="left"/>
+              <w:spacing w:before="200"/>
+              <w:pStyle w:val="ImageCaption"/>
+            </w:pPr>
+            <w:r>
+              <w:t xml:space="preserve">Рисунок 8: Сравнение графиков</w:t>
+            </w:r>
+          </w:p>
+          <w:bookmarkEnd w:id="53"/>
+        </w:tc>
+      </w:tr>
+    </w:tbl>
+    <w:p>
+      <w:pPr>
+        <w:pStyle w:val="BodyText"/>
+      </w:pPr>
+      <w:r>
+        <w:t xml:space="preserve">Добавляем возможность получать статистические данные в виде таблицы (</w:t>
+      </w:r>
+      <w:hyperlink w:anchor="fig-009">
+        <w:r>
+          <w:rPr>
+            <w:rStyle w:val="Hyperlink"/>
+          </w:rPr>
+          <w:t xml:space="preserve">рис. 9</w:t>
+        </w:r>
+      </w:hyperlink>
+      <w:r>
+        <w:t xml:space="preserve">).</w:t>
+      </w:r>
+    </w:p>
+    <w:tbl>
+      <w:tblPr>
+        <w:tblStyle w:val="Table"/>
+        <w:tblW w:type="pct" w:w="5000"/>
+        <w:tblLayout w:type="fixed"/>
+        <w:tblLook w:firstRow="0" w:lastRow="0" w:firstColumn="0" w:lastColumn="0" w:noHBand="0" w:noVBand="0" w:val="0000"/>
+      </w:tblPr>
+      <w:tblGrid>
+        <w:gridCol w:w="7920"/>
+      </w:tblGrid>
+      <w:tr>
+        <w:tc>
+          <w:tcPr/>
+          <w:bookmarkStart w:id="57" w:name="fig-009"/>
+          <w:p>
+            <w:pPr>
+              <w:pStyle w:val="Compact"/>
+              <w:jc w:val="center"/>
+            </w:pPr>
+            <w:r>
+              <w:drawing>
+                <wp:inline>
+                  <wp:extent cx="3733800" cy="571695"/>
+                  <wp:effectExtent b="0" l="0" r="0" t="0"/>
+                  <wp:docPr descr="" title="" id="55" name="Picture"/>
+                  <a:graphic>
+                    <a:graphicData uri="http://schemas.openxmlformats.org/drawingml/2006/picture">
+                      <pic:pic>
+                        <pic:nvPicPr>
+                          <pic:cNvPr descr="image/9.png" id="56" name="Picture"/>
+                          <pic:cNvPicPr>
+                            <a:picLocks noChangeArrowheads="1" noChangeAspect="1"/>
+                          </pic:cNvPicPr>
+                        </pic:nvPicPr>
+                        <pic:blipFill>
+                          <a:blip r:embed="rId54"/>
+                          <a:stretch>
+                            <a:fillRect/>
+                          </a:stretch>
+                        </pic:blipFill>
+                        <pic:spPr bwMode="auto">
+                          <a:xfrm>
+                            <a:off x="0" y="0"/>
+                            <a:ext cx="3733800" cy="571695"/>
+                          </a:xfrm>
+                          <a:prstGeom prst="rect">
+                            <a:avLst/>
+                          </a:prstGeom>
+                          <a:noFill/>
+                          <a:ln w="9525">
+                            <a:noFill/>
+                            <a:headEnd/>
+                            <a:tailEnd/>
+                          </a:ln>
+                        </pic:spPr>
+                      </pic:pic>
+                    </a:graphicData>
+                  </a:graphic>
+                </wp:inline>
+              </w:drawing>
+            </w:r>
+          </w:p>
+          <w:p>
+            <w:pPr>
+              <w:jc w:val="center"/>
+            </w:pPr>
+            <w:pPr>
+              <w:jc w:val="left"/>
+              <w:spacing w:before="200"/>
+              <w:pStyle w:val="ImageCaption"/>
+            </w:pPr>
+            <w:r>
+              <w:t xml:space="preserve">Рисунок 9: Добавление таблицы</w:t>
+            </w:r>
+          </w:p>
+          <w:bookmarkEnd w:id="57"/>
+        </w:tc>
+      </w:tr>
+    </w:tbl>
+    <w:p>
+      <w:pPr>
+        <w:pStyle w:val="BodyText"/>
+      </w:pPr>
+      <w:r>
+        <w:t xml:space="preserve">Проверяем таблицу с данными (</w:t>
+      </w:r>
+      <w:hyperlink w:anchor="fig-010">
+        <w:r>
+          <w:rPr>
+            <w:rStyle w:val="Hyperlink"/>
+          </w:rPr>
+          <w:t xml:space="preserve">рис. 10</w:t>
+        </w:r>
+      </w:hyperlink>
+      <w:r>
+        <w:t xml:space="preserve">).</w:t>
+      </w:r>
+    </w:p>
+    <w:tbl>
+      <w:tblPr>
+        <w:tblStyle w:val="Table"/>
+        <w:tblW w:type="pct" w:w="5000"/>
+        <w:tblLayout w:type="fixed"/>
+        <w:tblLook w:firstRow="0" w:lastRow="0" w:firstColumn="0" w:lastColumn="0" w:noHBand="0" w:noVBand="0" w:val="0000"/>
+      </w:tblPr>
+      <w:tblGrid>
+        <w:gridCol w:w="7920"/>
+      </w:tblGrid>
+      <w:tr>
+        <w:tc>
+          <w:tcPr/>
+          <w:bookmarkStart w:id="61" w:name="fig-010"/>
+          <w:p>
+            <w:pPr>
+              <w:pStyle w:val="Compact"/>
+              <w:jc w:val="center"/>
+            </w:pPr>
+            <w:r>
+              <w:drawing>
+                <wp:inline>
+                  <wp:extent cx="3733800" cy="3481564"/>
+                  <wp:effectExtent b="0" l="0" r="0" t="0"/>
+                  <wp:docPr descr="" title="" id="59" name="Picture"/>
+                  <a:graphic>
+                    <a:graphicData uri="http://schemas.openxmlformats.org/drawingml/2006/picture">
+                      <pic:pic>
+                        <pic:nvPicPr>
+                          <pic:cNvPr descr="image/10.png" id="60" name="Picture"/>
+                          <pic:cNvPicPr>
+                            <a:picLocks noChangeArrowheads="1" noChangeAspect="1"/>
+                          </pic:cNvPicPr>
+                        </pic:nvPicPr>
+                        <pic:blipFill>
+                          <a:blip r:embed="rId58"/>
+                          <a:stretch>
+                            <a:fillRect/>
+                          </a:stretch>
+                        </pic:blipFill>
+                        <pic:spPr bwMode="auto">
+                          <a:xfrm>
+                            <a:off x="0" y="0"/>
+                            <a:ext cx="3733800" cy="3481564"/>
+                          </a:xfrm>
+                          <a:prstGeom prst="rect">
+                            <a:avLst/>
+                          </a:prstGeom>
+                          <a:noFill/>
+                          <a:ln w="9525">
+                            <a:noFill/>
+                            <a:headEnd/>
+                            <a:tailEnd/>
+                          </a:ln>
+                        </pic:spPr>
+                      </pic:pic>
+                    </a:graphicData>
+                  </a:graphic>
+                </wp:inline>
+              </w:drawing>
+            </w:r>
+          </w:p>
+          <w:p>
+            <w:pPr>
+              <w:jc w:val="center"/>
+            </w:pPr>
+            <w:pPr>
+              <w:jc w:val="left"/>
+              <w:spacing w:before="200"/>
+              <w:pStyle w:val="ImageCaption"/>
+            </w:pPr>
+            <w:r>
+              <w:t xml:space="preserve">Рисунок 10: Таблица с данными SIR</w:t>
+            </w:r>
+          </w:p>
+          <w:bookmarkEnd w:id="61"/>
+        </w:tc>
+      </w:tr>
+    </w:tbl>
+    <w:p>
+      <w:pPr>
+        <w:pStyle w:val="BodyText"/>
+      </w:pPr>
+      <w:r>
+        <w:t xml:space="preserve">Преобразовываем код в произвольные стили и открываем один из них, чтобы убедиться в правильности компиляции (</w:t>
+      </w:r>
+      <w:hyperlink w:anchor="fig-011">
+        <w:r>
+          <w:rPr>
+            <w:rStyle w:val="Hyperlink"/>
+          </w:rPr>
+          <w:t xml:space="preserve">рис. 11</w:t>
+        </w:r>
+      </w:hyperlink>
+      <w:r>
+        <w:t xml:space="preserve">).</w:t>
+      </w:r>
+    </w:p>
+    <w:tbl>
+      <w:tblPr>
+        <w:tblStyle w:val="Table"/>
+        <w:tblW w:type="pct" w:w="5000"/>
+        <w:tblLayout w:type="fixed"/>
+        <w:tblLook w:firstRow="0" w:lastRow="0" w:firstColumn="0" w:lastColumn="0" w:noHBand="0" w:noVBand="0" w:val="0000"/>
+      </w:tblPr>
+      <w:tblGrid>
+        <w:gridCol w:w="7920"/>
+      </w:tblGrid>
+      <w:tr>
+        <w:tc>
+          <w:tcPr/>
+          <w:bookmarkStart w:id="65" w:name="fig-011"/>
+          <w:p>
+            <w:pPr>
+              <w:pStyle w:val="Compact"/>
+              <w:jc w:val="center"/>
+            </w:pPr>
+            <w:r>
+              <w:drawing>
+                <wp:inline>
+                  <wp:extent cx="3733800" cy="1681930"/>
+                  <wp:effectExtent b="0" l="0" r="0" t="0"/>
+                  <wp:docPr descr="" title="" id="63" name="Picture"/>
+                  <a:graphic>
+                    <a:graphicData uri="http://schemas.openxmlformats.org/drawingml/2006/picture">
+                      <pic:pic>
+                        <pic:nvPicPr>
+                          <pic:cNvPr descr="image/11.png" id="64" name="Picture"/>
+                          <pic:cNvPicPr>
+                            <a:picLocks noChangeArrowheads="1" noChangeAspect="1"/>
+                          </pic:cNvPicPr>
+                        </pic:nvPicPr>
+                        <pic:blipFill>
+                          <a:blip r:embed="rId62"/>
+                          <a:stretch>
+                            <a:fillRect/>
+                          </a:stretch>
+                        </pic:blipFill>
+                        <pic:spPr bwMode="auto">
+                          <a:xfrm>
+                            <a:off x="0" y="0"/>
+                            <a:ext cx="3733800" cy="1681930"/>
+                          </a:xfrm>
+                          <a:prstGeom prst="rect">
+                            <a:avLst/>
+                          </a:prstGeom>
+                          <a:noFill/>
+                          <a:ln w="9525">
+                            <a:noFill/>
+                            <a:headEnd/>
+                            <a:tailEnd/>
+                          </a:ln>
+                        </pic:spPr>
+                      </pic:pic>
+                    </a:graphicData>
+                  </a:graphic>
+                </wp:inline>
+              </w:drawing>
+            </w:r>
+          </w:p>
+          <w:p>
+            <w:pPr>
+              <w:jc w:val="center"/>
+            </w:pPr>
+            <w:pPr>
+              <w:jc w:val="left"/>
+              <w:spacing w:before="200"/>
+              <w:pStyle w:val="ImageCaption"/>
+            </w:pPr>
+            <w:r>
+              <w:t xml:space="preserve">Рисунок 11: Код в стиле jupyter notebook</w:t>
+            </w:r>
+          </w:p>
+          <w:bookmarkEnd w:id="65"/>
+        </w:tc>
+      </w:tr>
+    </w:tbl>
+    <w:p>
+      <w:pPr>
+        <w:pStyle w:val="SourceCode"/>
+      </w:pPr>
+      <w:r>
+        <w:rPr>
+          <w:rStyle w:val="ImportTok"/>
+        </w:rPr>
+        <w:t xml:space="preserve">using</w:t>
+      </w:r>
+      <w:r>
+        <w:rPr>
+          <w:rStyle w:val="NormalTok"/>
+        </w:rPr>
+        <w:t xml:space="preserve"> </w:t>
+      </w:r>
+      <w:r>
+        <w:rPr>
+          <w:rStyle w:val="BuiltInTok"/>
+        </w:rPr>
+        <w:t xml:space="preserve">DrWatson</w:t>
+      </w:r>
+      <w:r>
+        <w:br/>
+      </w:r>
+      <w:r>
+        <w:rPr>
+          <w:rStyle w:val="PreprocessorTok"/>
+        </w:rPr>
+        <w:t xml:space="preserve">@quickactivate</w:t>
+      </w:r>
+      <w:r>
+        <w:rPr>
+          <w:rStyle w:val="NormalTok"/>
+        </w:rPr>
+        <w:t xml:space="preserve"> </w:t>
+      </w:r>
+      <w:r>
+        <w:rPr>
+          <w:rStyle w:val="StringTok"/>
+        </w:rPr>
+        <w:t xml:space="preserve">"project"</w:t>
+      </w:r>
+      <w:r>
+        <w:br/>
+      </w:r>
+      <w:r>
+        <w:rPr>
+          <w:rStyle w:val="FunctionTok"/>
+        </w:rPr>
+        <w:t xml:space="preserve">include</w:t>
+      </w:r>
+      <w:r>
+        <w:rPr>
+          <w:rStyle w:val="NormalTok"/>
+        </w:rPr>
+        <w:t xml:space="preserve">(</w:t>
+      </w:r>
+      <w:r>
+        <w:rPr>
+          <w:rStyle w:val="FunctionTok"/>
+        </w:rPr>
+        <w:t xml:space="preserve">srcdir</w:t>
+      </w:r>
+      <w:r>
+        <w:rPr>
+          <w:rStyle w:val="NormalTok"/>
+        </w:rPr>
+        <w:t xml:space="preserve">(</w:t>
+      </w:r>
+      <w:r>
+        <w:rPr>
+          <w:rStyle w:val="StringTok"/>
+        </w:rPr>
+        <w:t xml:space="preserve">"sir_model.jl"</w:t>
+      </w:r>
+      <w:r>
+        <w:rPr>
+          <w:rStyle w:val="NormalTok"/>
+        </w:rPr>
+        <w:t xml:space="preserve">))</w:t>
+      </w:r>
+      <w:r>
+        <w:br/>
+      </w:r>
+      <w:r>
+        <w:rPr>
+          <w:rStyle w:val="ImportTok"/>
+        </w:rPr>
+        <w:t xml:space="preserve">using</w:t>
+      </w:r>
+      <w:r>
+        <w:rPr>
+          <w:rStyle w:val="NormalTok"/>
+        </w:rPr>
+        <w:t xml:space="preserve"> </w:t>
+      </w:r>
+      <w:r>
+        <w:rPr>
+          <w:rStyle w:val="BuiltInTok"/>
+        </w:rPr>
+        <w:t xml:space="preserve">Random</w:t>
+      </w:r>
+      <w:r>
+        <w:rPr>
+          <w:rStyle w:val="NormalTok"/>
+        </w:rPr>
+        <w:t xml:space="preserve">, </w:t>
+      </w:r>
+      <w:r>
+        <w:rPr>
+          <w:rStyle w:val="BuiltInTok"/>
+        </w:rPr>
+        <w:t xml:space="preserve">StatsPlots</w:t>
+      </w:r>
+      <w:r>
+        <w:rPr>
+          <w:rStyle w:val="NormalTok"/>
+        </w:rPr>
+        <w:t xml:space="preserve">, </w:t>
+      </w:r>
+      <w:r>
+        <w:rPr>
+          <w:rStyle w:val="BuiltInTok"/>
+        </w:rPr>
+        <w:t xml:space="preserve">BenchmarkTools</w:t>
       </w:r>
     </w:p>
     <w:p>
       <w:pPr>
-        <w:pStyle w:val="BodyText"/>
-      </w:pPr>
-      <w:r>
-        <w:t xml:space="preserve">const int LED=10; // вывод для подключения светодиода 10 (D10)</w:t>
-      </w:r>
-      <w:r>
-        <w:t xml:space="preserve"> </w:t>
-      </w:r>
-      <w:r>
-        <w:t xml:space="preserve">void setup()</w:t>
-      </w:r>
-      <w:r>
-        <w:t xml:space="preserve"> </w:t>
-      </w:r>
-      <w:r>
-        <w:t xml:space="preserve">{</w:t>
-      </w:r>
-      <w:r>
-        <w:t xml:space="preserve"> </w:t>
-      </w:r>
-      <w:r>
-        <w:t xml:space="preserve">// Конфигурируем вывод подключения светодиода как выход (OUTPUT)</w:t>
-      </w:r>
-      <w:r>
-        <w:t xml:space="preserve"> </w:t>
-      </w:r>
-      <w:r>
-        <w:t xml:space="preserve">pinMode(LED, OUTPUT);</w:t>
-      </w:r>
-      <w:r>
-        <w:t xml:space="preserve"> </w:t>
-      </w:r>
-      <w:r>
-        <w:t xml:space="preserve">}</w:t>
-      </w:r>
-      <w:r>
-        <w:t xml:space="preserve"> </w:t>
-      </w:r>
-      <w:r>
-        <w:t xml:space="preserve">void loop()</w:t>
-      </w:r>
-      <w:r>
-        <w:t xml:space="preserve"> </w:t>
-      </w:r>
-      <w:r>
-        <w:t xml:space="preserve">{</w:t>
-      </w:r>
-      <w:r>
-        <w:t xml:space="preserve"> </w:t>
-      </w:r>
-      <w:r>
-        <w:t xml:space="preserve">// включаем светодиод, подавая на вывод 1 (HIGH)</w:t>
-      </w:r>
-      <w:r>
-        <w:t xml:space="preserve"> </w:t>
-      </w:r>
-      <w:r>
-        <w:t xml:space="preserve">digitalWrite(LED,HIGH);</w:t>
-      </w:r>
-      <w:r>
-        <w:t xml:space="preserve"> </w:t>
-      </w:r>
-      <w:r>
-        <w:t xml:space="preserve">// пауза 1 сек (1000 мс)</w:t>
-      </w:r>
-      <w:r>
-        <w:t xml:space="preserve"> </w:t>
-      </w:r>
-      <w:r>
-        <w:t xml:space="preserve">delay(1000);</w:t>
-      </w:r>
-      <w:r>
-        <w:t xml:space="preserve"> </w:t>
-      </w:r>
-      <w:r>
-        <w:t xml:space="preserve">// выключаем светодиод, подавая на вывод 0 (LOW)</w:t>
-      </w:r>
-      <w:r>
-        <w:t xml:space="preserve"> </w:t>
-      </w:r>
-      <w:r>
-        <w:t xml:space="preserve">digitalWrite(LED,LOW);</w:t>
-      </w:r>
-      <w:r>
-        <w:t xml:space="preserve"> </w:t>
-      </w:r>
-      <w:r>
-        <w:t xml:space="preserve">// пауза 1 сек (1000 мс)</w:t>
-      </w:r>
-      <w:r>
-        <w:t xml:space="preserve"> </w:t>
-      </w:r>
-      <w:r>
-        <w:t xml:space="preserve">delay(1000);</w:t>
-      </w:r>
-      <w:r>
-        <w:t xml:space="preserve"> </w:t>
-      </w:r>
-      <w:r>
-        <w:t xml:space="preserve">}</w:t>
+        <w:pStyle w:val="FirstParagraph"/>
+      </w:pPr>
+      <w:r>
+        <w:t xml:space="preserve">Параметры модели</w:t>
       </w:r>
     </w:p>
     <w:p>
       <w:pPr>
-        <w:pStyle w:val="BodyText"/>
-      </w:pPr>
-      <w:r>
-        <w:t xml:space="preserve">Для мигания светодиода необходимо попеременно c определенным интервалом подавать на вывод Arduino сигналы HIGH (высокий уровень или 1) и LOW (низкий уровень или 0). Интервал изменения сигнала на выходе D10 Arduino будем устанавливать с помощью команды delay(), задерживающей выполнение скетча на заданное время в миллисекундах (мс).</w:t>
+        <w:pStyle w:val="SourceCode"/>
+      </w:pPr>
+      <w:r>
+        <w:rPr>
+          <w:rStyle w:val="NormalTok"/>
+        </w:rPr>
+        <w:t xml:space="preserve">tmax </w:t>
+      </w:r>
+      <w:r>
+        <w:rPr>
+          <w:rStyle w:val="OperatorTok"/>
+        </w:rPr>
+        <w:t xml:space="preserve">=</w:t>
+      </w:r>
+      <w:r>
+        <w:rPr>
+          <w:rStyle w:val="NormalTok"/>
+        </w:rPr>
+        <w:t xml:space="preserve"> </w:t>
+      </w:r>
+      <w:r>
+        <w:rPr>
+          <w:rStyle w:val="FloatTok"/>
+        </w:rPr>
+        <w:t xml:space="preserve">40.0</w:t>
+      </w:r>
+      <w:r>
+        <w:br/>
+      </w:r>
+      <w:r>
+        <w:rPr>
+          <w:rStyle w:val="NormalTok"/>
+        </w:rPr>
+        <w:t xml:space="preserve">u0 </w:t>
+      </w:r>
+      <w:r>
+        <w:rPr>
+          <w:rStyle w:val="OperatorTok"/>
+        </w:rPr>
+        <w:t xml:space="preserve">=</w:t>
+      </w:r>
+      <w:r>
+        <w:rPr>
+          <w:rStyle w:val="NormalTok"/>
+        </w:rPr>
+        <w:t xml:space="preserve"> [</w:t>
+      </w:r>
+      <w:r>
+        <w:rPr>
+          <w:rStyle w:val="FloatTok"/>
+        </w:rPr>
+        <w:t xml:space="preserve">990</w:t>
+      </w:r>
+      <w:r>
+        <w:rPr>
+          <w:rStyle w:val="NormalTok"/>
+        </w:rPr>
+        <w:t xml:space="preserve">, </w:t>
+      </w:r>
+      <w:r>
+        <w:rPr>
+          <w:rStyle w:val="FloatTok"/>
+        </w:rPr>
+        <w:t xml:space="preserve">10</w:t>
+      </w:r>
+      <w:r>
+        <w:rPr>
+          <w:rStyle w:val="NormalTok"/>
+        </w:rPr>
+        <w:t xml:space="preserve">, </w:t>
+      </w:r>
+      <w:r>
+        <w:rPr>
+          <w:rStyle w:val="FloatTok"/>
+        </w:rPr>
+        <w:t xml:space="preserve">0</w:t>
+      </w:r>
+      <w:r>
+        <w:rPr>
+          <w:rStyle w:val="NormalTok"/>
+        </w:rPr>
+        <w:t xml:space="preserve">]      </w:t>
+      </w:r>
+      <w:r>
+        <w:rPr>
+          <w:rStyle w:val="CommentTok"/>
+        </w:rPr>
+        <w:t xml:space="preserve"># S, I, R</w:t>
+      </w:r>
+      <w:r>
+        <w:br/>
+      </w:r>
+      <w:r>
+        <w:rPr>
+          <w:rStyle w:val="NormalTok"/>
+        </w:rPr>
+        <w:t xml:space="preserve">p </w:t>
+      </w:r>
+      <w:r>
+        <w:rPr>
+          <w:rStyle w:val="OperatorTok"/>
+        </w:rPr>
+        <w:t xml:space="preserve">=</w:t>
+      </w:r>
+      <w:r>
+        <w:rPr>
+          <w:rStyle w:val="NormalTok"/>
+        </w:rPr>
+        <w:t xml:space="preserve"> [</w:t>
+      </w:r>
+      <w:r>
+        <w:rPr>
+          <w:rStyle w:val="FloatTok"/>
+        </w:rPr>
+        <w:t xml:space="preserve">0.05</w:t>
+      </w:r>
+      <w:r>
+        <w:rPr>
+          <w:rStyle w:val="NormalTok"/>
+        </w:rPr>
+        <w:t xml:space="preserve">, </w:t>
+      </w:r>
+      <w:r>
+        <w:rPr>
+          <w:rStyle w:val="FloatTok"/>
+        </w:rPr>
+        <w:t xml:space="preserve">10.0</w:t>
+      </w:r>
+      <w:r>
+        <w:rPr>
+          <w:rStyle w:val="NormalTok"/>
+        </w:rPr>
+        <w:t xml:space="preserve">, </w:t>
+      </w:r>
+      <w:r>
+        <w:rPr>
+          <w:rStyle w:val="FloatTok"/>
+        </w:rPr>
+        <w:t xml:space="preserve">0.25</w:t>
+      </w:r>
+      <w:r>
+        <w:rPr>
+          <w:rStyle w:val="NormalTok"/>
+        </w:rPr>
+        <w:t xml:space="preserve">] </w:t>
+      </w:r>
+      <w:r>
+        <w:rPr>
+          <w:rStyle w:val="CommentTok"/>
+        </w:rPr>
+        <w:t xml:space="preserve"># β, c, γ</w:t>
+      </w:r>
+      <w:r>
+        <w:br/>
+      </w:r>
+      <w:r>
+        <w:br/>
+      </w:r>
+      <w:r>
+        <w:rPr>
+          <w:rStyle w:val="BuiltInTok"/>
+        </w:rPr>
+        <w:t xml:space="preserve">Random</w:t>
+      </w:r>
+      <w:r>
+        <w:rPr>
+          <w:rStyle w:val="NormalTok"/>
+        </w:rPr>
+        <w:t xml:space="preserve">.</w:t>
+      </w:r>
+      <w:r>
+        <w:rPr>
+          <w:rStyle w:val="FunctionTok"/>
+        </w:rPr>
+        <w:t xml:space="preserve">seed!</w:t>
+      </w:r>
+      <w:r>
+        <w:rPr>
+          <w:rStyle w:val="NormalTok"/>
+        </w:rPr>
+        <w:t xml:space="preserve">(</w:t>
+      </w:r>
+      <w:r>
+        <w:rPr>
+          <w:rStyle w:val="FloatTok"/>
+        </w:rPr>
+        <w:t xml:space="preserve">1234</w:t>
+      </w:r>
+      <w:r>
+        <w:rPr>
+          <w:rStyle w:val="NormalTok"/>
+        </w:rPr>
+        <w:t xml:space="preserve">)</w:t>
       </w:r>
     </w:p>
     <w:p>
       <w:pPr>
-        <w:pStyle w:val="BodyText"/>
-      </w:pPr>
-      <w:r>
-        <w:t xml:space="preserve">Проверяем, получилось ли у нас успешно выполнить эксперимент.</w:t>
-      </w:r>
-    </w:p>
-    <w:bookmarkEnd w:id="26"/>
-    <w:bookmarkStart w:id="27" w:name="выводы"/>
-    <w:p>
-      <w:pPr>
-        <w:pStyle w:val="Heading1"/>
-      </w:pPr>
-      <w:r>
-        <w:t xml:space="preserve">5. Выводы</w:t>
+        <w:pStyle w:val="FirstParagraph"/>
+      </w:pPr>
+      <w:r>
+        <w:t xml:space="preserve">Запуск модели</w:t>
       </w:r>
     </w:p>
     <w:p>
       <w:pPr>
+        <w:pStyle w:val="SourceCode"/>
+      </w:pPr>
+      <w:r>
+        <w:rPr>
+          <w:rStyle w:val="NormalTok"/>
+        </w:rPr>
+        <w:t xml:space="preserve">des_model </w:t>
+      </w:r>
+      <w:r>
+        <w:rPr>
+          <w:rStyle w:val="OperatorTok"/>
+        </w:rPr>
+        <w:t xml:space="preserve">=</w:t>
+      </w:r>
+      <w:r>
+        <w:rPr>
+          <w:rStyle w:val="NormalTok"/>
+        </w:rPr>
+        <w:t xml:space="preserve"> </w:t>
+      </w:r>
+      <w:r>
+        <w:rPr>
+          <w:rStyle w:val="FunctionTok"/>
+        </w:rPr>
+        <w:t xml:space="preserve">MakeSIRModel</w:t>
+      </w:r>
+      <w:r>
+        <w:rPr>
+          <w:rStyle w:val="NormalTok"/>
+        </w:rPr>
+        <w:t xml:space="preserve">(u0, p)</w:t>
+      </w:r>
+      <w:r>
+        <w:br/>
+      </w:r>
+      <w:r>
+        <w:rPr>
+          <w:rStyle w:val="FunctionTok"/>
+        </w:rPr>
+        <w:t xml:space="preserve">activate</w:t>
+      </w:r>
+      <w:r>
+        <w:rPr>
+          <w:rStyle w:val="NormalTok"/>
+        </w:rPr>
+        <w:t xml:space="preserve">(des_model)</w:t>
+      </w:r>
+      <w:r>
+        <w:br/>
+      </w:r>
+      <w:r>
+        <w:rPr>
+          <w:rStyle w:val="FunctionTok"/>
+        </w:rPr>
+        <w:t xml:space="preserve">sir_run</w:t>
+      </w:r>
+      <w:r>
+        <w:rPr>
+          <w:rStyle w:val="NormalTok"/>
+        </w:rPr>
+        <w:t xml:space="preserve">(des_model, tmax)</w:t>
+      </w:r>
+      <w:r>
+        <w:br/>
+      </w:r>
+      <w:r>
+        <w:rPr>
+          <w:rStyle w:val="NormalTok"/>
+        </w:rPr>
+        <w:t xml:space="preserve">data_des </w:t>
+      </w:r>
+      <w:r>
+        <w:rPr>
+          <w:rStyle w:val="OperatorTok"/>
+        </w:rPr>
+        <w:t xml:space="preserve">=</w:t>
+      </w:r>
+      <w:r>
+        <w:rPr>
+          <w:rStyle w:val="NormalTok"/>
+        </w:rPr>
+        <w:t xml:space="preserve"> </w:t>
+      </w:r>
+      <w:r>
+        <w:rPr>
+          <w:rStyle w:val="FunctionTok"/>
+        </w:rPr>
+        <w:t xml:space="preserve">out</w:t>
+      </w:r>
+      <w:r>
+        <w:rPr>
+          <w:rStyle w:val="NormalTok"/>
+        </w:rPr>
+        <w:t xml:space="preserve">(des_model)</w:t>
+      </w:r>
+    </w:p>
+    <w:p>
+      <w:pPr>
         <w:pStyle w:val="FirstParagraph"/>
       </w:pPr>
       <w:r>
-        <w:t xml:space="preserve">В данной работе мы научились управлять светодиодом.</w:t>
+        <w:t xml:space="preserve">Визуализация</w:t>
       </w:r>
     </w:p>
-    <w:bookmarkEnd w:id="27"/>
+    <w:p>
+      <w:pPr>
+        <w:pStyle w:val="SourceCode"/>
+      </w:pPr>
+      <w:r>
+        <w:rPr>
+          <w:rStyle w:val="PreprocessorTok"/>
+        </w:rPr>
+        <w:t xml:space="preserve">@df</w:t>
+      </w:r>
+      <w:r>
+        <w:rPr>
+          <w:rStyle w:val="NormalTok"/>
+        </w:rPr>
+        <w:t xml:space="preserve"> data_des </w:t>
+      </w:r>
+      <w:r>
+        <w:rPr>
+          <w:rStyle w:val="FunctionTok"/>
+        </w:rPr>
+        <w:t xml:space="preserve">plot</w:t>
+      </w:r>
+      <w:r>
+        <w:rPr>
+          <w:rStyle w:val="NormalTok"/>
+        </w:rPr>
+        <w:t xml:space="preserve">(</w:t>
+      </w:r>
+      <w:r>
+        <w:br/>
+      </w:r>
+      <w:r>
+        <w:rPr>
+          <w:rStyle w:val="NormalTok"/>
+        </w:rPr>
+        <w:t xml:space="preserve">    </w:t>
+      </w:r>
+      <w:r>
+        <w:rPr>
+          <w:rStyle w:val="OperatorTok"/>
+        </w:rPr>
+        <w:t xml:space="preserve">:</w:t>
+      </w:r>
+      <w:r>
+        <w:rPr>
+          <w:rStyle w:val="NormalTok"/>
+        </w:rPr>
+        <w:t xml:space="preserve">t,</w:t>
+      </w:r>
+      <w:r>
+        <w:br/>
+      </w:r>
+      <w:r>
+        <w:rPr>
+          <w:rStyle w:val="NormalTok"/>
+        </w:rPr>
+        <w:t xml:space="preserve">    [</w:t>
+      </w:r>
+      <w:r>
+        <w:rPr>
+          <w:rStyle w:val="OperatorTok"/>
+        </w:rPr>
+        <w:t xml:space="preserve">:</w:t>
+      </w:r>
+      <w:r>
+        <w:rPr>
+          <w:rStyle w:val="NormalTok"/>
+        </w:rPr>
+        <w:t xml:space="preserve">S </w:t>
+      </w:r>
+      <w:r>
+        <w:rPr>
+          <w:rStyle w:val="OperatorTok"/>
+        </w:rPr>
+        <w:t xml:space="preserve">:</w:t>
+      </w:r>
+      <w:r>
+        <w:rPr>
+          <w:rStyle w:val="NormalTok"/>
+        </w:rPr>
+        <w:t xml:space="preserve">I </w:t>
+      </w:r>
+      <w:r>
+        <w:rPr>
+          <w:rStyle w:val="OperatorTok"/>
+        </w:rPr>
+        <w:t xml:space="preserve">:</w:t>
+      </w:r>
+      <w:r>
+        <w:rPr>
+          <w:rStyle w:val="NormalTok"/>
+        </w:rPr>
+        <w:t xml:space="preserve">R],</w:t>
+      </w:r>
+      <w:r>
+        <w:br/>
+      </w:r>
+      <w:r>
+        <w:rPr>
+          <w:rStyle w:val="NormalTok"/>
+        </w:rPr>
+        <w:t xml:space="preserve">    labels </w:t>
+      </w:r>
+      <w:r>
+        <w:rPr>
+          <w:rStyle w:val="OperatorTok"/>
+        </w:rPr>
+        <w:t xml:space="preserve">=</w:t>
+      </w:r>
+      <w:r>
+        <w:rPr>
+          <w:rStyle w:val="NormalTok"/>
+        </w:rPr>
+        <w:t xml:space="preserve"> [</w:t>
+      </w:r>
+      <w:r>
+        <w:rPr>
+          <w:rStyle w:val="StringTok"/>
+        </w:rPr>
+        <w:t xml:space="preserve">"S"</w:t>
+      </w:r>
+      <w:r>
+        <w:rPr>
+          <w:rStyle w:val="NormalTok"/>
+        </w:rPr>
+        <w:t xml:space="preserve"> </w:t>
+      </w:r>
+      <w:r>
+        <w:rPr>
+          <w:rStyle w:val="StringTok"/>
+        </w:rPr>
+        <w:t xml:space="preserve">"I"</w:t>
+      </w:r>
+      <w:r>
+        <w:rPr>
+          <w:rStyle w:val="NormalTok"/>
+        </w:rPr>
+        <w:t xml:space="preserve"> </w:t>
+      </w:r>
+      <w:r>
+        <w:rPr>
+          <w:rStyle w:val="StringTok"/>
+        </w:rPr>
+        <w:t xml:space="preserve">"R"</w:t>
+      </w:r>
+      <w:r>
+        <w:rPr>
+          <w:rStyle w:val="NormalTok"/>
+        </w:rPr>
+        <w:t xml:space="preserve">],</w:t>
+      </w:r>
+      <w:r>
+        <w:br/>
+      </w:r>
+      <w:r>
+        <w:rPr>
+          <w:rStyle w:val="NormalTok"/>
+        </w:rPr>
+        <w:t xml:space="preserve">    xlab </w:t>
+      </w:r>
+      <w:r>
+        <w:rPr>
+          <w:rStyle w:val="OperatorTok"/>
+        </w:rPr>
+        <w:t xml:space="preserve">=</w:t>
+      </w:r>
+      <w:r>
+        <w:rPr>
+          <w:rStyle w:val="NormalTok"/>
+        </w:rPr>
+        <w:t xml:space="preserve"> </w:t>
+      </w:r>
+      <w:r>
+        <w:rPr>
+          <w:rStyle w:val="StringTok"/>
+        </w:rPr>
+        <w:t xml:space="preserve">"Время"</w:t>
+      </w:r>
+      <w:r>
+        <w:rPr>
+          <w:rStyle w:val="NormalTok"/>
+        </w:rPr>
+        <w:t xml:space="preserve">,</w:t>
+      </w:r>
+      <w:r>
+        <w:br/>
+      </w:r>
+      <w:r>
+        <w:rPr>
+          <w:rStyle w:val="NormalTok"/>
+        </w:rPr>
+        <w:t xml:space="preserve">    ylab </w:t>
+      </w:r>
+      <w:r>
+        <w:rPr>
+          <w:rStyle w:val="OperatorTok"/>
+        </w:rPr>
+        <w:t xml:space="preserve">=</w:t>
+      </w:r>
+      <w:r>
+        <w:rPr>
+          <w:rStyle w:val="NormalTok"/>
+        </w:rPr>
+        <w:t xml:space="preserve"> </w:t>
+      </w:r>
+      <w:r>
+        <w:rPr>
+          <w:rStyle w:val="StringTok"/>
+        </w:rPr>
+        <w:t xml:space="preserve">"Численность"</w:t>
+      </w:r>
+      <w:r>
+        <w:rPr>
+          <w:rStyle w:val="NormalTok"/>
+        </w:rPr>
+        <w:t xml:space="preserve">,</w:t>
+      </w:r>
+      <w:r>
+        <w:br/>
+      </w:r>
+      <w:r>
+        <w:rPr>
+          <w:rStyle w:val="NormalTok"/>
+        </w:rPr>
+        <w:t xml:space="preserve">    title </w:t>
+      </w:r>
+      <w:r>
+        <w:rPr>
+          <w:rStyle w:val="OperatorTok"/>
+        </w:rPr>
+        <w:t xml:space="preserve">=</w:t>
+      </w:r>
+      <w:r>
+        <w:rPr>
+          <w:rStyle w:val="NormalTok"/>
+        </w:rPr>
+        <w:t xml:space="preserve"> </w:t>
+      </w:r>
+      <w:r>
+        <w:rPr>
+          <w:rStyle w:val="StringTok"/>
+        </w:rPr>
+        <w:t xml:space="preserve">"Дискретно-событийная SIR модель"</w:t>
+      </w:r>
+      <w:r>
+        <w:rPr>
+          <w:rStyle w:val="NormalTok"/>
+        </w:rPr>
+        <w:t xml:space="preserve">,</w:t>
+      </w:r>
+      <w:r>
+        <w:br/>
+      </w:r>
+      <w:r>
+        <w:rPr>
+          <w:rStyle w:val="NormalTok"/>
+        </w:rPr>
+        <w:t xml:space="preserve">)</w:t>
+      </w:r>
+      <w:r>
+        <w:br/>
+      </w:r>
+      <w:r>
+        <w:rPr>
+          <w:rStyle w:val="FunctionTok"/>
+        </w:rPr>
+        <w:t xml:space="preserve">savefig</w:t>
+      </w:r>
+      <w:r>
+        <w:rPr>
+          <w:rStyle w:val="NormalTok"/>
+        </w:rPr>
+        <w:t xml:space="preserve">(</w:t>
+      </w:r>
+      <w:r>
+        <w:rPr>
+          <w:rStyle w:val="FunctionTok"/>
+        </w:rPr>
+        <w:t xml:space="preserve">plotsdir</w:t>
+      </w:r>
+      <w:r>
+        <w:rPr>
+          <w:rStyle w:val="NormalTok"/>
+        </w:rPr>
+        <w:t xml:space="preserve">(</w:t>
+      </w:r>
+      <w:r>
+        <w:rPr>
+          <w:rStyle w:val="StringTok"/>
+        </w:rPr>
+        <w:t xml:space="preserve">"sir_des.png"</w:t>
+      </w:r>
+      <w:r>
+        <w:rPr>
+          <w:rStyle w:val="NormalTok"/>
+        </w:rPr>
+        <w:t xml:space="preserve">))</w:t>
+      </w:r>
+    </w:p>
+    <w:p>
+      <w:pPr>
+        <w:pStyle w:val="SourceCode"/>
+      </w:pPr>
+      <w:r>
+        <w:rPr>
+          <w:rStyle w:val="ImportTok"/>
+        </w:rPr>
+        <w:t xml:space="preserve">using</w:t>
+      </w:r>
+      <w:r>
+        <w:rPr>
+          <w:rStyle w:val="NormalTok"/>
+        </w:rPr>
+        <w:t xml:space="preserve"> </w:t>
+      </w:r>
+      <w:r>
+        <w:rPr>
+          <w:rStyle w:val="BuiltInTok"/>
+        </w:rPr>
+        <w:t xml:space="preserve">DrWatson</w:t>
+      </w:r>
+      <w:r>
+        <w:br/>
+      </w:r>
+      <w:r>
+        <w:rPr>
+          <w:rStyle w:val="PreprocessorTok"/>
+        </w:rPr>
+        <w:t xml:space="preserve">@quickactivate</w:t>
+      </w:r>
+      <w:r>
+        <w:rPr>
+          <w:rStyle w:val="NormalTok"/>
+        </w:rPr>
+        <w:t xml:space="preserve"> </w:t>
+      </w:r>
+      <w:r>
+        <w:rPr>
+          <w:rStyle w:val="StringTok"/>
+        </w:rPr>
+        <w:t xml:space="preserve">"project"</w:t>
+      </w:r>
+      <w:r>
+        <w:br/>
+      </w:r>
+      <w:r>
+        <w:rPr>
+          <w:rStyle w:val="FunctionTok"/>
+        </w:rPr>
+        <w:t xml:space="preserve">include</w:t>
+      </w:r>
+      <w:r>
+        <w:rPr>
+          <w:rStyle w:val="NormalTok"/>
+        </w:rPr>
+        <w:t xml:space="preserve">(</w:t>
+      </w:r>
+      <w:r>
+        <w:rPr>
+          <w:rStyle w:val="FunctionTok"/>
+        </w:rPr>
+        <w:t xml:space="preserve">srcdir</w:t>
+      </w:r>
+      <w:r>
+        <w:rPr>
+          <w:rStyle w:val="NormalTok"/>
+        </w:rPr>
+        <w:t xml:space="preserve">(</w:t>
+      </w:r>
+      <w:r>
+        <w:rPr>
+          <w:rStyle w:val="StringTok"/>
+        </w:rPr>
+        <w:t xml:space="preserve">"sir_model.jl"</w:t>
+      </w:r>
+      <w:r>
+        <w:rPr>
+          <w:rStyle w:val="NormalTok"/>
+        </w:rPr>
+        <w:t xml:space="preserve">))</w:t>
+      </w:r>
+      <w:r>
+        <w:br/>
+      </w:r>
+      <w:r>
+        <w:rPr>
+          <w:rStyle w:val="ImportTok"/>
+        </w:rPr>
+        <w:t xml:space="preserve">using</w:t>
+      </w:r>
+      <w:r>
+        <w:rPr>
+          <w:rStyle w:val="NormalTok"/>
+        </w:rPr>
+        <w:t xml:space="preserve"> </w:t>
+      </w:r>
+      <w:r>
+        <w:rPr>
+          <w:rStyle w:val="BuiltInTok"/>
+        </w:rPr>
+        <w:t xml:space="preserve">Random</w:t>
+      </w:r>
+      <w:r>
+        <w:rPr>
+          <w:rStyle w:val="NormalTok"/>
+        </w:rPr>
+        <w:t xml:space="preserve">, </w:t>
+      </w:r>
+      <w:r>
+        <w:rPr>
+          <w:rStyle w:val="BuiltInTok"/>
+        </w:rPr>
+        <w:t xml:space="preserve">StatsPlots</w:t>
+      </w:r>
+      <w:r>
+        <w:rPr>
+          <w:rStyle w:val="NormalTok"/>
+        </w:rPr>
+        <w:t xml:space="preserve">, </w:t>
+      </w:r>
+      <w:r>
+        <w:rPr>
+          <w:rStyle w:val="BuiltInTok"/>
+        </w:rPr>
+        <w:t xml:space="preserve">BenchmarkTools</w:t>
+      </w:r>
+      <w:r>
+        <w:br/>
+      </w:r>
+      <w:r>
+        <w:rPr>
+          <w:rStyle w:val="ImportTok"/>
+        </w:rPr>
+        <w:t xml:space="preserve">using</w:t>
+      </w:r>
+      <w:r>
+        <w:rPr>
+          <w:rStyle w:val="NormalTok"/>
+        </w:rPr>
+        <w:t xml:space="preserve"> </w:t>
+      </w:r>
+      <w:r>
+        <w:rPr>
+          <w:rStyle w:val="BuiltInTok"/>
+        </w:rPr>
+        <w:t xml:space="preserve">CSV</w:t>
+      </w:r>
+      <w:r>
+        <w:rPr>
+          <w:rStyle w:val="NormalTok"/>
+        </w:rPr>
+        <w:t xml:space="preserve">, </w:t>
+      </w:r>
+      <w:r>
+        <w:rPr>
+          <w:rStyle w:val="BuiltInTok"/>
+        </w:rPr>
+        <w:t xml:space="preserve">Dates</w:t>
+      </w:r>
+    </w:p>
+    <w:p>
+      <w:pPr>
+        <w:pStyle w:val="FirstParagraph"/>
+      </w:pPr>
+      <w:r>
+        <w:t xml:space="preserve">Параметры модели</w:t>
+      </w:r>
+    </w:p>
+    <w:p>
+      <w:pPr>
+        <w:pStyle w:val="SourceCode"/>
+      </w:pPr>
+      <w:r>
+        <w:rPr>
+          <w:rStyle w:val="NormalTok"/>
+        </w:rPr>
+        <w:t xml:space="preserve">tmax </w:t>
+      </w:r>
+      <w:r>
+        <w:rPr>
+          <w:rStyle w:val="OperatorTok"/>
+        </w:rPr>
+        <w:t xml:space="preserve">=</w:t>
+      </w:r>
+      <w:r>
+        <w:rPr>
+          <w:rStyle w:val="NormalTok"/>
+        </w:rPr>
+        <w:t xml:space="preserve"> </w:t>
+      </w:r>
+      <w:r>
+        <w:rPr>
+          <w:rStyle w:val="FloatTok"/>
+        </w:rPr>
+        <w:t xml:space="preserve">40.0</w:t>
+      </w:r>
+      <w:r>
+        <w:br/>
+      </w:r>
+      <w:r>
+        <w:rPr>
+          <w:rStyle w:val="NormalTok"/>
+        </w:rPr>
+        <w:t xml:space="preserve">u0 </w:t>
+      </w:r>
+      <w:r>
+        <w:rPr>
+          <w:rStyle w:val="OperatorTok"/>
+        </w:rPr>
+        <w:t xml:space="preserve">=</w:t>
+      </w:r>
+      <w:r>
+        <w:rPr>
+          <w:rStyle w:val="NormalTok"/>
+        </w:rPr>
+        <w:t xml:space="preserve"> [</w:t>
+      </w:r>
+      <w:r>
+        <w:rPr>
+          <w:rStyle w:val="FloatTok"/>
+        </w:rPr>
+        <w:t xml:space="preserve">990</w:t>
+      </w:r>
+      <w:r>
+        <w:rPr>
+          <w:rStyle w:val="NormalTok"/>
+        </w:rPr>
+        <w:t xml:space="preserve">, </w:t>
+      </w:r>
+      <w:r>
+        <w:rPr>
+          <w:rStyle w:val="FloatTok"/>
+        </w:rPr>
+        <w:t xml:space="preserve">10</w:t>
+      </w:r>
+      <w:r>
+        <w:rPr>
+          <w:rStyle w:val="NormalTok"/>
+        </w:rPr>
+        <w:t xml:space="preserve">, </w:t>
+      </w:r>
+      <w:r>
+        <w:rPr>
+          <w:rStyle w:val="FloatTok"/>
+        </w:rPr>
+        <w:t xml:space="preserve">0</w:t>
+      </w:r>
+      <w:r>
+        <w:rPr>
+          <w:rStyle w:val="NormalTok"/>
+        </w:rPr>
+        <w:t xml:space="preserve">]      </w:t>
+      </w:r>
+      <w:r>
+        <w:rPr>
+          <w:rStyle w:val="CommentTok"/>
+        </w:rPr>
+        <w:t xml:space="preserve"># S, I, R</w:t>
+      </w:r>
+      <w:r>
+        <w:br/>
+      </w:r>
+      <w:r>
+        <w:rPr>
+          <w:rStyle w:val="NormalTok"/>
+        </w:rPr>
+        <w:t xml:space="preserve">p </w:t>
+      </w:r>
+      <w:r>
+        <w:rPr>
+          <w:rStyle w:val="OperatorTok"/>
+        </w:rPr>
+        <w:t xml:space="preserve">=</w:t>
+      </w:r>
+      <w:r>
+        <w:rPr>
+          <w:rStyle w:val="NormalTok"/>
+        </w:rPr>
+        <w:t xml:space="preserve"> [</w:t>
+      </w:r>
+      <w:r>
+        <w:rPr>
+          <w:rStyle w:val="FloatTok"/>
+        </w:rPr>
+        <w:t xml:space="preserve">0.05</w:t>
+      </w:r>
+      <w:r>
+        <w:rPr>
+          <w:rStyle w:val="NormalTok"/>
+        </w:rPr>
+        <w:t xml:space="preserve">, </w:t>
+      </w:r>
+      <w:r>
+        <w:rPr>
+          <w:rStyle w:val="FloatTok"/>
+        </w:rPr>
+        <w:t xml:space="preserve">10.0</w:t>
+      </w:r>
+      <w:r>
+        <w:rPr>
+          <w:rStyle w:val="NormalTok"/>
+        </w:rPr>
+        <w:t xml:space="preserve">, </w:t>
+      </w:r>
+      <w:r>
+        <w:rPr>
+          <w:rStyle w:val="FloatTok"/>
+        </w:rPr>
+        <w:t xml:space="preserve">0.25</w:t>
+      </w:r>
+      <w:r>
+        <w:rPr>
+          <w:rStyle w:val="NormalTok"/>
+        </w:rPr>
+        <w:t xml:space="preserve">] </w:t>
+      </w:r>
+      <w:r>
+        <w:rPr>
+          <w:rStyle w:val="CommentTok"/>
+        </w:rPr>
+        <w:t xml:space="preserve"># β, c, γ</w:t>
+      </w:r>
+      <w:r>
+        <w:br/>
+      </w:r>
+      <w:r>
+        <w:br/>
+      </w:r>
+      <w:r>
+        <w:rPr>
+          <w:rStyle w:val="BuiltInTok"/>
+        </w:rPr>
+        <w:t xml:space="preserve">Random</w:t>
+      </w:r>
+      <w:r>
+        <w:rPr>
+          <w:rStyle w:val="NormalTok"/>
+        </w:rPr>
+        <w:t xml:space="preserve">.</w:t>
+      </w:r>
+      <w:r>
+        <w:rPr>
+          <w:rStyle w:val="FunctionTok"/>
+        </w:rPr>
+        <w:t xml:space="preserve">seed!</w:t>
+      </w:r>
+      <w:r>
+        <w:rPr>
+          <w:rStyle w:val="NormalTok"/>
+        </w:rPr>
+        <w:t xml:space="preserve">(</w:t>
+      </w:r>
+      <w:r>
+        <w:rPr>
+          <w:rStyle w:val="FloatTok"/>
+        </w:rPr>
+        <w:t xml:space="preserve">1234</w:t>
+      </w:r>
+      <w:r>
+        <w:rPr>
+          <w:rStyle w:val="NormalTok"/>
+        </w:rPr>
+        <w:t xml:space="preserve">)</w:t>
+      </w:r>
+    </w:p>
+    <w:p>
+      <w:pPr>
+        <w:pStyle w:val="FirstParagraph"/>
+      </w:pPr>
+      <w:r>
+        <w:t xml:space="preserve">Запуск модели</w:t>
+      </w:r>
+    </w:p>
+    <w:p>
+      <w:pPr>
+        <w:pStyle w:val="SourceCode"/>
+      </w:pPr>
+      <w:r>
+        <w:rPr>
+          <w:rStyle w:val="NormalTok"/>
+        </w:rPr>
+        <w:t xml:space="preserve">des_model </w:t>
+      </w:r>
+      <w:r>
+        <w:rPr>
+          <w:rStyle w:val="OperatorTok"/>
+        </w:rPr>
+        <w:t xml:space="preserve">=</w:t>
+      </w:r>
+      <w:r>
+        <w:rPr>
+          <w:rStyle w:val="NormalTok"/>
+        </w:rPr>
+        <w:t xml:space="preserve"> </w:t>
+      </w:r>
+      <w:r>
+        <w:rPr>
+          <w:rStyle w:val="FunctionTok"/>
+        </w:rPr>
+        <w:t xml:space="preserve">MakeSIRModel</w:t>
+      </w:r>
+      <w:r>
+        <w:rPr>
+          <w:rStyle w:val="NormalTok"/>
+        </w:rPr>
+        <w:t xml:space="preserve">(u0, p)</w:t>
+      </w:r>
+      <w:r>
+        <w:br/>
+      </w:r>
+      <w:r>
+        <w:rPr>
+          <w:rStyle w:val="FunctionTok"/>
+        </w:rPr>
+        <w:t xml:space="preserve">activate</w:t>
+      </w:r>
+      <w:r>
+        <w:rPr>
+          <w:rStyle w:val="NormalTok"/>
+        </w:rPr>
+        <w:t xml:space="preserve">(des_model)</w:t>
+      </w:r>
+      <w:r>
+        <w:br/>
+      </w:r>
+      <w:r>
+        <w:rPr>
+          <w:rStyle w:val="FunctionTok"/>
+        </w:rPr>
+        <w:t xml:space="preserve">sir_run</w:t>
+      </w:r>
+      <w:r>
+        <w:rPr>
+          <w:rStyle w:val="NormalTok"/>
+        </w:rPr>
+        <w:t xml:space="preserve">(des_model, tmax)</w:t>
+      </w:r>
+      <w:r>
+        <w:br/>
+      </w:r>
+      <w:r>
+        <w:rPr>
+          <w:rStyle w:val="NormalTok"/>
+        </w:rPr>
+        <w:t xml:space="preserve">data_des </w:t>
+      </w:r>
+      <w:r>
+        <w:rPr>
+          <w:rStyle w:val="OperatorTok"/>
+        </w:rPr>
+        <w:t xml:space="preserve">=</w:t>
+      </w:r>
+      <w:r>
+        <w:rPr>
+          <w:rStyle w:val="NormalTok"/>
+        </w:rPr>
+        <w:t xml:space="preserve"> </w:t>
+      </w:r>
+      <w:r>
+        <w:rPr>
+          <w:rStyle w:val="FunctionTok"/>
+        </w:rPr>
+        <w:t xml:space="preserve">out</w:t>
+      </w:r>
+      <w:r>
+        <w:rPr>
+          <w:rStyle w:val="NormalTok"/>
+        </w:rPr>
+        <w:t xml:space="preserve">(des_model)</w:t>
+      </w:r>
+    </w:p>
+    <w:p>
+      <w:pPr>
+        <w:pStyle w:val="FirstParagraph"/>
+      </w:pPr>
+      <w:r>
+        <w:t xml:space="preserve">Визуализация</w:t>
+      </w:r>
+    </w:p>
+    <w:p>
+      <w:pPr>
+        <w:pStyle w:val="SourceCode"/>
+      </w:pPr>
+      <w:r>
+        <w:rPr>
+          <w:rStyle w:val="PreprocessorTok"/>
+        </w:rPr>
+        <w:t xml:space="preserve">@df</w:t>
+      </w:r>
+      <w:r>
+        <w:rPr>
+          <w:rStyle w:val="NormalTok"/>
+        </w:rPr>
+        <w:t xml:space="preserve"> data_des </w:t>
+      </w:r>
+      <w:r>
+        <w:rPr>
+          <w:rStyle w:val="FunctionTok"/>
+        </w:rPr>
+        <w:t xml:space="preserve">plot</w:t>
+      </w:r>
+      <w:r>
+        <w:rPr>
+          <w:rStyle w:val="NormalTok"/>
+        </w:rPr>
+        <w:t xml:space="preserve">(</w:t>
+      </w:r>
+      <w:r>
+        <w:br/>
+      </w:r>
+      <w:r>
+        <w:rPr>
+          <w:rStyle w:val="NormalTok"/>
+        </w:rPr>
+        <w:t xml:space="preserve">    </w:t>
+      </w:r>
+      <w:r>
+        <w:rPr>
+          <w:rStyle w:val="OperatorTok"/>
+        </w:rPr>
+        <w:t xml:space="preserve">:</w:t>
+      </w:r>
+      <w:r>
+        <w:rPr>
+          <w:rStyle w:val="NormalTok"/>
+        </w:rPr>
+        <w:t xml:space="preserve">t,</w:t>
+      </w:r>
+      <w:r>
+        <w:br/>
+      </w:r>
+      <w:r>
+        <w:rPr>
+          <w:rStyle w:val="NormalTok"/>
+        </w:rPr>
+        <w:t xml:space="preserve">    [</w:t>
+      </w:r>
+      <w:r>
+        <w:rPr>
+          <w:rStyle w:val="OperatorTok"/>
+        </w:rPr>
+        <w:t xml:space="preserve">:</w:t>
+      </w:r>
+      <w:r>
+        <w:rPr>
+          <w:rStyle w:val="NormalTok"/>
+        </w:rPr>
+        <w:t xml:space="preserve">S </w:t>
+      </w:r>
+      <w:r>
+        <w:rPr>
+          <w:rStyle w:val="OperatorTok"/>
+        </w:rPr>
+        <w:t xml:space="preserve">:</w:t>
+      </w:r>
+      <w:r>
+        <w:rPr>
+          <w:rStyle w:val="NormalTok"/>
+        </w:rPr>
+        <w:t xml:space="preserve">I </w:t>
+      </w:r>
+      <w:r>
+        <w:rPr>
+          <w:rStyle w:val="OperatorTok"/>
+        </w:rPr>
+        <w:t xml:space="preserve">:</w:t>
+      </w:r>
+      <w:r>
+        <w:rPr>
+          <w:rStyle w:val="NormalTok"/>
+        </w:rPr>
+        <w:t xml:space="preserve">R],</w:t>
+      </w:r>
+      <w:r>
+        <w:br/>
+      </w:r>
+      <w:r>
+        <w:rPr>
+          <w:rStyle w:val="NormalTok"/>
+        </w:rPr>
+        <w:t xml:space="preserve">    labels </w:t>
+      </w:r>
+      <w:r>
+        <w:rPr>
+          <w:rStyle w:val="OperatorTok"/>
+        </w:rPr>
+        <w:t xml:space="preserve">=</w:t>
+      </w:r>
+      <w:r>
+        <w:rPr>
+          <w:rStyle w:val="NormalTok"/>
+        </w:rPr>
+        <w:t xml:space="preserve"> [</w:t>
+      </w:r>
+      <w:r>
+        <w:rPr>
+          <w:rStyle w:val="StringTok"/>
+        </w:rPr>
+        <w:t xml:space="preserve">"S"</w:t>
+      </w:r>
+      <w:r>
+        <w:rPr>
+          <w:rStyle w:val="NormalTok"/>
+        </w:rPr>
+        <w:t xml:space="preserve"> </w:t>
+      </w:r>
+      <w:r>
+        <w:rPr>
+          <w:rStyle w:val="StringTok"/>
+        </w:rPr>
+        <w:t xml:space="preserve">"I"</w:t>
+      </w:r>
+      <w:r>
+        <w:rPr>
+          <w:rStyle w:val="NormalTok"/>
+        </w:rPr>
+        <w:t xml:space="preserve"> </w:t>
+      </w:r>
+      <w:r>
+        <w:rPr>
+          <w:rStyle w:val="StringTok"/>
+        </w:rPr>
+        <w:t xml:space="preserve">"R"</w:t>
+      </w:r>
+      <w:r>
+        <w:rPr>
+          <w:rStyle w:val="NormalTok"/>
+        </w:rPr>
+        <w:t xml:space="preserve">],</w:t>
+      </w:r>
+      <w:r>
+        <w:br/>
+      </w:r>
+      <w:r>
+        <w:rPr>
+          <w:rStyle w:val="NormalTok"/>
+        </w:rPr>
+        <w:t xml:space="preserve">    xlab </w:t>
+      </w:r>
+      <w:r>
+        <w:rPr>
+          <w:rStyle w:val="OperatorTok"/>
+        </w:rPr>
+        <w:t xml:space="preserve">=</w:t>
+      </w:r>
+      <w:r>
+        <w:rPr>
+          <w:rStyle w:val="NormalTok"/>
+        </w:rPr>
+        <w:t xml:space="preserve"> </w:t>
+      </w:r>
+      <w:r>
+        <w:rPr>
+          <w:rStyle w:val="StringTok"/>
+        </w:rPr>
+        <w:t xml:space="preserve">"Время"</w:t>
+      </w:r>
+      <w:r>
+        <w:rPr>
+          <w:rStyle w:val="NormalTok"/>
+        </w:rPr>
+        <w:t xml:space="preserve">,</w:t>
+      </w:r>
+      <w:r>
+        <w:br/>
+      </w:r>
+      <w:r>
+        <w:rPr>
+          <w:rStyle w:val="NormalTok"/>
+        </w:rPr>
+        <w:t xml:space="preserve">    ylab </w:t>
+      </w:r>
+      <w:r>
+        <w:rPr>
+          <w:rStyle w:val="OperatorTok"/>
+        </w:rPr>
+        <w:t xml:space="preserve">=</w:t>
+      </w:r>
+      <w:r>
+        <w:rPr>
+          <w:rStyle w:val="NormalTok"/>
+        </w:rPr>
+        <w:t xml:space="preserve"> </w:t>
+      </w:r>
+      <w:r>
+        <w:rPr>
+          <w:rStyle w:val="StringTok"/>
+        </w:rPr>
+        <w:t xml:space="preserve">"Численность"</w:t>
+      </w:r>
+      <w:r>
+        <w:rPr>
+          <w:rStyle w:val="NormalTok"/>
+        </w:rPr>
+        <w:t xml:space="preserve">,</w:t>
+      </w:r>
+      <w:r>
+        <w:br/>
+      </w:r>
+      <w:r>
+        <w:rPr>
+          <w:rStyle w:val="NormalTok"/>
+        </w:rPr>
+        <w:t xml:space="preserve">    title </w:t>
+      </w:r>
+      <w:r>
+        <w:rPr>
+          <w:rStyle w:val="OperatorTok"/>
+        </w:rPr>
+        <w:t xml:space="preserve">=</w:t>
+      </w:r>
+      <w:r>
+        <w:rPr>
+          <w:rStyle w:val="NormalTok"/>
+        </w:rPr>
+        <w:t xml:space="preserve"> </w:t>
+      </w:r>
+      <w:r>
+        <w:rPr>
+          <w:rStyle w:val="StringTok"/>
+        </w:rPr>
+        <w:t xml:space="preserve">"Дискретно-событийная SIR модель"</w:t>
+      </w:r>
+      <w:r>
+        <w:rPr>
+          <w:rStyle w:val="NormalTok"/>
+        </w:rPr>
+        <w:t xml:space="preserve">,</w:t>
+      </w:r>
+      <w:r>
+        <w:br/>
+      </w:r>
+      <w:r>
+        <w:rPr>
+          <w:rStyle w:val="NormalTok"/>
+        </w:rPr>
+        <w:t xml:space="preserve">)</w:t>
+      </w:r>
+      <w:r>
+        <w:br/>
+      </w:r>
+      <w:r>
+        <w:rPr>
+          <w:rStyle w:val="FunctionTok"/>
+        </w:rPr>
+        <w:t xml:space="preserve">savefig</w:t>
+      </w:r>
+      <w:r>
+        <w:rPr>
+          <w:rStyle w:val="NormalTok"/>
+        </w:rPr>
+        <w:t xml:space="preserve">(</w:t>
+      </w:r>
+      <w:r>
+        <w:rPr>
+          <w:rStyle w:val="FunctionTok"/>
+        </w:rPr>
+        <w:t xml:space="preserve">plotsdir</w:t>
+      </w:r>
+      <w:r>
+        <w:rPr>
+          <w:rStyle w:val="NormalTok"/>
+        </w:rPr>
+        <w:t xml:space="preserve">(</w:t>
+      </w:r>
+      <w:r>
+        <w:rPr>
+          <w:rStyle w:val="StringTok"/>
+        </w:rPr>
+        <w:t xml:space="preserve">"sir_des.png"</w:t>
+      </w:r>
+      <w:r>
+        <w:rPr>
+          <w:rStyle w:val="NormalTok"/>
+        </w:rPr>
+        <w:t xml:space="preserve">))</w:t>
+      </w:r>
+      <w:r>
+        <w:br/>
+      </w:r>
+      <w:r>
+        <w:rPr>
+          <w:rStyle w:val="NormalTok"/>
+        </w:rPr>
+        <w:t xml:space="preserve">filename </w:t>
+      </w:r>
+      <w:r>
+        <w:rPr>
+          <w:rStyle w:val="OperatorTok"/>
+        </w:rPr>
+        <w:t xml:space="preserve">=</w:t>
+      </w:r>
+      <w:r>
+        <w:rPr>
+          <w:rStyle w:val="NormalTok"/>
+        </w:rPr>
+        <w:t xml:space="preserve"> </w:t>
+      </w:r>
+      <w:r>
+        <w:rPr>
+          <w:rStyle w:val="StringTok"/>
+        </w:rPr>
+        <w:t xml:space="preserve">"sir_</w:t>
+      </w:r>
+      <w:r>
+        <w:rPr>
+          <w:rStyle w:val="SpecialCharTok"/>
+        </w:rPr>
+        <w:t xml:space="preserve">$</w:t>
+      </w:r>
+      <w:r>
+        <w:rPr>
+          <w:rStyle w:val="NormalTok"/>
+        </w:rPr>
+        <w:t xml:space="preserve">(u0[</w:t>
+      </w:r>
+      <w:r>
+        <w:rPr>
+          <w:rStyle w:val="FloatTok"/>
+        </w:rPr>
+        <w:t xml:space="preserve">1</w:t>
+      </w:r>
+      <w:r>
+        <w:rPr>
+          <w:rStyle w:val="NormalTok"/>
+        </w:rPr>
+        <w:t xml:space="preserve">])</w:t>
+      </w:r>
+      <w:r>
+        <w:rPr>
+          <w:rStyle w:val="StringTok"/>
+        </w:rPr>
+        <w:t xml:space="preserve">_</w:t>
+      </w:r>
+      <w:r>
+        <w:rPr>
+          <w:rStyle w:val="SpecialCharTok"/>
+        </w:rPr>
+        <w:t xml:space="preserve">$</w:t>
+      </w:r>
+      <w:r>
+        <w:rPr>
+          <w:rStyle w:val="NormalTok"/>
+        </w:rPr>
+        <w:t xml:space="preserve">(u0[</w:t>
+      </w:r>
+      <w:r>
+        <w:rPr>
+          <w:rStyle w:val="FloatTok"/>
+        </w:rPr>
+        <w:t xml:space="preserve">2</w:t>
+      </w:r>
+      <w:r>
+        <w:rPr>
+          <w:rStyle w:val="NormalTok"/>
+        </w:rPr>
+        <w:t xml:space="preserve">])</w:t>
+      </w:r>
+      <w:r>
+        <w:rPr>
+          <w:rStyle w:val="StringTok"/>
+        </w:rPr>
+        <w:t xml:space="preserve">_</w:t>
+      </w:r>
+      <w:r>
+        <w:rPr>
+          <w:rStyle w:val="SpecialCharTok"/>
+        </w:rPr>
+        <w:t xml:space="preserve">$</w:t>
+      </w:r>
+      <w:r>
+        <w:rPr>
+          <w:rStyle w:val="NormalTok"/>
+        </w:rPr>
+        <w:t xml:space="preserve">(p[</w:t>
+      </w:r>
+      <w:r>
+        <w:rPr>
+          <w:rStyle w:val="FloatTok"/>
+        </w:rPr>
+        <w:t xml:space="preserve">1</w:t>
+      </w:r>
+      <w:r>
+        <w:rPr>
+          <w:rStyle w:val="NormalTok"/>
+        </w:rPr>
+        <w:t xml:space="preserve">])</w:t>
+      </w:r>
+      <w:r>
+        <w:rPr>
+          <w:rStyle w:val="StringTok"/>
+        </w:rPr>
+        <w:t xml:space="preserve">_</w:t>
+      </w:r>
+      <w:r>
+        <w:rPr>
+          <w:rStyle w:val="SpecialCharTok"/>
+        </w:rPr>
+        <w:t xml:space="preserve">$</w:t>
+      </w:r>
+      <w:r>
+        <w:rPr>
+          <w:rStyle w:val="NormalTok"/>
+        </w:rPr>
+        <w:t xml:space="preserve">(p[</w:t>
+      </w:r>
+      <w:r>
+        <w:rPr>
+          <w:rStyle w:val="FloatTok"/>
+        </w:rPr>
+        <w:t xml:space="preserve">2</w:t>
+      </w:r>
+      <w:r>
+        <w:rPr>
+          <w:rStyle w:val="NormalTok"/>
+        </w:rPr>
+        <w:t xml:space="preserve">])</w:t>
+      </w:r>
+      <w:r>
+        <w:rPr>
+          <w:rStyle w:val="StringTok"/>
+        </w:rPr>
+        <w:t xml:space="preserve">_</w:t>
+      </w:r>
+      <w:r>
+        <w:rPr>
+          <w:rStyle w:val="SpecialCharTok"/>
+        </w:rPr>
+        <w:t xml:space="preserve">$</w:t>
+      </w:r>
+      <w:r>
+        <w:rPr>
+          <w:rStyle w:val="NormalTok"/>
+        </w:rPr>
+        <w:t xml:space="preserve">(p[</w:t>
+      </w:r>
+      <w:r>
+        <w:rPr>
+          <w:rStyle w:val="FloatTok"/>
+        </w:rPr>
+        <w:t xml:space="preserve">3</w:t>
+      </w:r>
+      <w:r>
+        <w:rPr>
+          <w:rStyle w:val="NormalTok"/>
+        </w:rPr>
+        <w:t xml:space="preserve">])</w:t>
+      </w:r>
+      <w:r>
+        <w:rPr>
+          <w:rStyle w:val="StringTok"/>
+        </w:rPr>
+        <w:t xml:space="preserve">.csv"</w:t>
+      </w:r>
+      <w:r>
+        <w:br/>
+      </w:r>
+      <w:r>
+        <w:rPr>
+          <w:rStyle w:val="NormalTok"/>
+        </w:rPr>
+        <w:t xml:space="preserve">CSV.</w:t>
+      </w:r>
+      <w:r>
+        <w:rPr>
+          <w:rStyle w:val="FunctionTok"/>
+        </w:rPr>
+        <w:t xml:space="preserve">write</w:t>
+      </w:r>
+      <w:r>
+        <w:rPr>
+          <w:rStyle w:val="NormalTok"/>
+        </w:rPr>
+        <w:t xml:space="preserve">(</w:t>
+      </w:r>
+      <w:r>
+        <w:rPr>
+          <w:rStyle w:val="FunctionTok"/>
+        </w:rPr>
+        <w:t xml:space="preserve">datadir</w:t>
+      </w:r>
+      <w:r>
+        <w:rPr>
+          <w:rStyle w:val="NormalTok"/>
+        </w:rPr>
+        <w:t xml:space="preserve">(</w:t>
+      </w:r>
+      <w:r>
+        <w:rPr>
+          <w:rStyle w:val="StringTok"/>
+        </w:rPr>
+        <w:t xml:space="preserve">"sims"</w:t>
+      </w:r>
+      <w:r>
+        <w:rPr>
+          <w:rStyle w:val="NormalTok"/>
+        </w:rPr>
+        <w:t xml:space="preserve">, filename), data_des)</w:t>
+      </w:r>
+    </w:p>
+    <w:bookmarkEnd w:id="66"/>
+    <w:bookmarkStart w:id="67" w:name="выводы"/>
+    <w:p>
+      <w:pPr>
+        <w:pStyle w:val="Heading1"/>
+      </w:pPr>
+      <w:r>
+        <w:t xml:space="preserve">4. Выводы</w:t>
+      </w:r>
+    </w:p>
+    <w:p>
+      <w:pPr>
+        <w:pStyle w:val="FirstParagraph"/>
+      </w:pPr>
+      <w:r>
+        <w:t xml:space="preserve">В данной работе мы изучили и применили дискретно-событийное моделирование.</w:t>
+      </w:r>
+    </w:p>
+    <w:bookmarkEnd w:id="67"/>
     <w:sectPr>
       <w:footnotePr>
         <w:numRestart w:val="eachSect"/>
